--- a/documents/training/TRN-2025-002_Cold_Chain_Monitoring_For_Drivers.docx
+++ b/documents/training/TRN-2025-002_Cold_Chain_Monitoring_For_Drivers.docx
@@ -144,7 +144,7 @@
                 <w:sz w:val="20"/>
                 <w:szCs w:val="20"/>
               </w:rPr>
-              <w:t xml:space="preserve">1.1</w:t>
+              <w:t xml:space="preserve">2.0 (Updated October 2025)</w:t>
             </w:r>
           </w:p>
         </w:tc>
@@ -200,7 +200,7 @@
                 <w:sz w:val="20"/>
                 <w:szCs w:val="20"/>
               </w:rPr>
-              <w:t xml:space="preserve">15 September 2025</w:t>
+              <w:t xml:space="preserve">15 October 2025</w:t>
             </w:r>
           </w:p>
         </w:tc>
@@ -317,6 +317,62 @@
           </w:p>
         </w:tc>
       </w:tr>
+      <w:tr>
+        <w:tc>
+          <w:tcPr>
+            <w:tcW w:type="pct" w:w="30%"/>
+            <w:shd w:color="1B2A4A" w:val="solid"/>
+            <w:tcMar>
+              <w:top w:type="dxa" w:w="40"/>
+              <w:left w:type="dxa" w:w="100"/>
+              <w:bottom w:type="dxa" w:w="40"/>
+              <w:right w:type="dxa" w:w="100"/>
+            </w:tcMar>
+          </w:tcPr>
+          <w:p>
+            <w:pPr>
+              <w:spacing w:after="0"/>
+            </w:pPr>
+            <w:r>
+              <w:rPr>
+                <w:rFonts w:ascii="Calibri" w:cs="Calibri" w:eastAsia="Calibri" w:hAnsi="Calibri"/>
+                <w:b/>
+                <w:bCs/>
+                <w:color w:val="FFFFFF"/>
+                <w:sz w:val="20"/>
+                <w:szCs w:val="20"/>
+              </w:rPr>
+              <w:t xml:space="preserve">Update Reason</w:t>
+            </w:r>
+          </w:p>
+        </w:tc>
+        <w:tc>
+          <w:tcPr>
+            <w:tcW w:type="pct" w:w="70%"/>
+            <w:shd w:color="F2F4F7" w:val="solid"/>
+            <w:tcMar>
+              <w:top w:type="dxa" w:w="40"/>
+              <w:left w:type="dxa" w:w="100"/>
+              <w:bottom w:type="dxa" w:w="40"/>
+              <w:right w:type="dxa" w:w="100"/>
+            </w:tcMar>
+          </w:tcPr>
+          <w:p>
+            <w:pPr>
+              <w:spacing w:after="0"/>
+            </w:pPr>
+            <w:r>
+              <w:rPr>
+                <w:rFonts w:ascii="Calibri" w:cs="Calibri" w:eastAsia="Calibri" w:hAnsi="Calibri"/>
+                <w:color w:val="1F2937"/>
+                <w:sz w:val="20"/>
+                <w:szCs w:val="20"/>
+              </w:rPr>
+              <w:t xml:space="preserve">TransFrio spoilage incident (INC-2025-05102) and updated pre-cooling requirements</w:t>
+            </w:r>
+          </w:p>
+        </w:tc>
+      </w:tr>
     </w:tbl>
     <w:p>
       <w:pPr>
@@ -335,6 +391,1072 @@
           <w:szCs w:val="30"/>
         </w:rPr>
         <w:t xml:space="preserve">1. Temperature Limits — Know Your Product</w:t>
+      </w:r>
+    </w:p>
+    <w:tbl>
+      <w:tblPr>
+        <w:tblW w:type="pct" w:w="100%"/>
+        <w:tblBorders>
+          <w:top w:val="single" w:color="auto" w:sz="4"/>
+          <w:left w:val="single" w:color="auto" w:sz="4"/>
+          <w:bottom w:val="single" w:color="auto" w:sz="4"/>
+          <w:right w:val="single" w:color="auto" w:sz="4"/>
+          <w:insideH w:val="single" w:color="auto" w:sz="4"/>
+          <w:insideV w:val="single" w:color="auto" w:sz="4"/>
+        </w:tblBorders>
+      </w:tblPr>
+      <w:tblGrid>
+        <w:gridCol w:w="100"/>
+        <w:gridCol w:w="100"/>
+        <w:gridCol w:w="100"/>
+        <w:gridCol w:w="100"/>
+        <w:gridCol w:w="100"/>
+      </w:tblGrid>
+      <w:tr>
+        <w:trPr>
+          <w:tblHeader/>
+        </w:trPr>
+        <w:tc>
+          <w:tcPr>
+            <w:shd w:color="0D7C8F" w:val="solid"/>
+            <w:tcMar>
+              <w:top w:type="dxa" w:w="40"/>
+              <w:left w:type="dxa" w:w="80"/>
+              <w:bottom w:type="dxa" w:w="40"/>
+              <w:right w:type="dxa" w:w="80"/>
+            </w:tcMar>
+          </w:tcPr>
+          <w:p>
+            <w:pPr>
+              <w:spacing w:after="0"/>
+            </w:pPr>
+            <w:r>
+              <w:rPr>
+                <w:rFonts w:ascii="Calibri" w:cs="Calibri" w:eastAsia="Calibri" w:hAnsi="Calibri"/>
+                <w:b/>
+                <w:bCs/>
+                <w:color w:val="FFFFFF"/>
+                <w:sz w:val="19"/>
+                <w:szCs w:val="19"/>
+              </w:rPr>
+              <w:t xml:space="preserve">Product Type</w:t>
+            </w:r>
+          </w:p>
+        </w:tc>
+        <w:tc>
+          <w:tcPr>
+            <w:shd w:color="0D7C8F" w:val="solid"/>
+            <w:tcMar>
+              <w:top w:type="dxa" w:w="40"/>
+              <w:left w:type="dxa" w:w="80"/>
+              <w:bottom w:type="dxa" w:w="40"/>
+              <w:right w:type="dxa" w:w="80"/>
+            </w:tcMar>
+          </w:tcPr>
+          <w:p>
+            <w:pPr>
+              <w:spacing w:after="0"/>
+            </w:pPr>
+            <w:r>
+              <w:rPr>
+                <w:rFonts w:ascii="Calibri" w:cs="Calibri" w:eastAsia="Calibri" w:hAnsi="Calibri"/>
+                <w:b/>
+                <w:bCs/>
+                <w:color w:val="FFFFFF"/>
+                <w:sz w:val="19"/>
+                <w:szCs w:val="19"/>
+              </w:rPr>
+              <w:t xml:space="preserve">Min Temp</w:t>
+            </w:r>
+          </w:p>
+        </w:tc>
+        <w:tc>
+          <w:tcPr>
+            <w:shd w:color="0D7C8F" w:val="solid"/>
+            <w:tcMar>
+              <w:top w:type="dxa" w:w="40"/>
+              <w:left w:type="dxa" w:w="80"/>
+              <w:bottom w:type="dxa" w:w="40"/>
+              <w:right w:type="dxa" w:w="80"/>
+            </w:tcMar>
+          </w:tcPr>
+          <w:p>
+            <w:pPr>
+              <w:spacing w:after="0"/>
+            </w:pPr>
+            <w:r>
+              <w:rPr>
+                <w:rFonts w:ascii="Calibri" w:cs="Calibri" w:eastAsia="Calibri" w:hAnsi="Calibri"/>
+                <w:b/>
+                <w:bCs/>
+                <w:color w:val="FFFFFF"/>
+                <w:sz w:val="19"/>
+                <w:szCs w:val="19"/>
+              </w:rPr>
+              <w:t xml:space="preserve">Max Temp</w:t>
+            </w:r>
+          </w:p>
+        </w:tc>
+        <w:tc>
+          <w:tcPr>
+            <w:shd w:color="0D7C8F" w:val="solid"/>
+            <w:tcMar>
+              <w:top w:type="dxa" w:w="40"/>
+              <w:left w:type="dxa" w:w="80"/>
+              <w:bottom w:type="dxa" w:w="40"/>
+              <w:right w:type="dxa" w:w="80"/>
+            </w:tcMar>
+          </w:tcPr>
+          <w:p>
+            <w:pPr>
+              <w:spacing w:after="0"/>
+            </w:pPr>
+            <w:r>
+              <w:rPr>
+                <w:rFonts w:ascii="Calibri" w:cs="Calibri" w:eastAsia="Calibri" w:hAnsi="Calibri"/>
+                <w:b/>
+                <w:bCs/>
+                <w:color w:val="FFFFFF"/>
+                <w:sz w:val="19"/>
+                <w:szCs w:val="19"/>
+              </w:rPr>
+              <w:t xml:space="preserve">Critical Alert</w:t>
+            </w:r>
+          </w:p>
+        </w:tc>
+        <w:tc>
+          <w:tcPr>
+            <w:shd w:color="0D7C8F" w:val="solid"/>
+            <w:tcMar>
+              <w:top w:type="dxa" w:w="40"/>
+              <w:left w:type="dxa" w:w="80"/>
+              <w:bottom w:type="dxa" w:w="40"/>
+              <w:right w:type="dxa" w:w="80"/>
+            </w:tcMar>
+          </w:tcPr>
+          <w:p>
+            <w:pPr>
+              <w:spacing w:after="0"/>
+            </w:pPr>
+            <w:r>
+              <w:rPr>
+                <w:rFonts w:ascii="Calibri" w:cs="Calibri" w:eastAsia="Calibri" w:hAnsi="Calibri"/>
+                <w:b/>
+                <w:bCs/>
+                <w:color w:val="FFFFFF"/>
+                <w:sz w:val="19"/>
+                <w:szCs w:val="19"/>
+              </w:rPr>
+              <w:t xml:space="preserve">Action If Exceeded</w:t>
+            </w:r>
+          </w:p>
+        </w:tc>
+      </w:tr>
+      <w:tr>
+        <w:tc>
+          <w:tcPr>
+            <w:shd w:color="F2F4F7" w:val="solid"/>
+            <w:tcMar>
+              <w:top w:type="dxa" w:w="30"/>
+              <w:left w:type="dxa" w:w="80"/>
+              <w:bottom w:type="dxa" w:w="30"/>
+              <w:right w:type="dxa" w:w="80"/>
+            </w:tcMar>
+          </w:tcPr>
+          <w:p>
+            <w:pPr>
+              <w:spacing w:after="0"/>
+            </w:pPr>
+            <w:r>
+              <w:rPr>
+                <w:rFonts w:ascii="Calibri" w:cs="Calibri" w:eastAsia="Calibri" w:hAnsi="Calibri"/>
+                <w:color w:val="1F2937"/>
+                <w:sz w:val="19"/>
+                <w:szCs w:val="19"/>
+              </w:rPr>
+              <w:t xml:space="preserve">Fresh produce</w:t>
+            </w:r>
+          </w:p>
+        </w:tc>
+        <w:tc>
+          <w:tcPr>
+            <w:shd w:color="F2F4F7" w:val="solid"/>
+            <w:tcMar>
+              <w:top w:type="dxa" w:w="30"/>
+              <w:left w:type="dxa" w:w="80"/>
+              <w:bottom w:type="dxa" w:w="30"/>
+              <w:right w:type="dxa" w:w="80"/>
+            </w:tcMar>
+          </w:tcPr>
+          <w:p>
+            <w:pPr>
+              <w:spacing w:after="0"/>
+            </w:pPr>
+            <w:r>
+              <w:rPr>
+                <w:rFonts w:ascii="Calibri" w:cs="Calibri" w:eastAsia="Calibri" w:hAnsi="Calibri"/>
+                <w:color w:val="1F2937"/>
+                <w:sz w:val="19"/>
+                <w:szCs w:val="19"/>
+              </w:rPr>
+              <w:t xml:space="preserve">1°C</w:t>
+            </w:r>
+          </w:p>
+        </w:tc>
+        <w:tc>
+          <w:tcPr>
+            <w:shd w:color="F2F4F7" w:val="solid"/>
+            <w:tcMar>
+              <w:top w:type="dxa" w:w="30"/>
+              <w:left w:type="dxa" w:w="80"/>
+              <w:bottom w:type="dxa" w:w="30"/>
+              <w:right w:type="dxa" w:w="80"/>
+            </w:tcMar>
+          </w:tcPr>
+          <w:p>
+            <w:pPr>
+              <w:spacing w:after="0"/>
+            </w:pPr>
+            <w:r>
+              <w:rPr>
+                <w:rFonts w:ascii="Calibri" w:cs="Calibri" w:eastAsia="Calibri" w:hAnsi="Calibri"/>
+                <w:color w:val="1F2937"/>
+                <w:sz w:val="19"/>
+                <w:szCs w:val="19"/>
+              </w:rPr>
+              <w:t xml:space="preserve">5°C</w:t>
+            </w:r>
+          </w:p>
+        </w:tc>
+        <w:tc>
+          <w:tcPr>
+            <w:shd w:color="F2F4F7" w:val="solid"/>
+            <w:tcMar>
+              <w:top w:type="dxa" w:w="30"/>
+              <w:left w:type="dxa" w:w="80"/>
+              <w:bottom w:type="dxa" w:w="30"/>
+              <w:right w:type="dxa" w:w="80"/>
+            </w:tcMar>
+          </w:tcPr>
+          <w:p>
+            <w:pPr>
+              <w:spacing w:after="0"/>
+            </w:pPr>
+            <w:r>
+              <w:rPr>
+                <w:rFonts w:ascii="Calibri" w:cs="Calibri" w:eastAsia="Calibri" w:hAnsi="Calibri"/>
+                <w:color w:val="1F2937"/>
+                <w:sz w:val="19"/>
+                <w:szCs w:val="19"/>
+              </w:rPr>
+              <w:t xml:space="preserve">&gt; 8°C for 30+ min</w:t>
+            </w:r>
+          </w:p>
+        </w:tc>
+        <w:tc>
+          <w:tcPr>
+            <w:shd w:color="F2F4F7" w:val="solid"/>
+            <w:tcMar>
+              <w:top w:type="dxa" w:w="30"/>
+              <w:left w:type="dxa" w:w="80"/>
+              <w:bottom w:type="dxa" w:w="30"/>
+              <w:right w:type="dxa" w:w="80"/>
+            </w:tcMar>
+          </w:tcPr>
+          <w:p>
+            <w:pPr>
+              <w:spacing w:after="0"/>
+            </w:pPr>
+            <w:r>
+              <w:rPr>
+                <w:rFonts w:ascii="Calibri" w:cs="Calibri" w:eastAsia="Calibri" w:hAnsi="Calibri"/>
+                <w:color w:val="1F2937"/>
+                <w:sz w:val="19"/>
+                <w:szCs w:val="19"/>
+              </w:rPr>
+              <w:t xml:space="preserve">Quarantine, notify Quality Manager</w:t>
+            </w:r>
+          </w:p>
+        </w:tc>
+      </w:tr>
+      <w:tr>
+        <w:tc>
+          <w:tcPr>
+            <w:tcMar>
+              <w:top w:type="dxa" w:w="30"/>
+              <w:left w:type="dxa" w:w="80"/>
+              <w:bottom w:type="dxa" w:w="30"/>
+              <w:right w:type="dxa" w:w="80"/>
+            </w:tcMar>
+          </w:tcPr>
+          <w:p>
+            <w:pPr>
+              <w:spacing w:after="0"/>
+            </w:pPr>
+            <w:r>
+              <w:rPr>
+                <w:rFonts w:ascii="Calibri" w:cs="Calibri" w:eastAsia="Calibri" w:hAnsi="Calibri"/>
+                <w:color w:val="1F2937"/>
+                <w:sz w:val="19"/>
+                <w:szCs w:val="19"/>
+              </w:rPr>
+              <w:t xml:space="preserve">Dairy</w:t>
+            </w:r>
+          </w:p>
+        </w:tc>
+        <w:tc>
+          <w:tcPr>
+            <w:tcMar>
+              <w:top w:type="dxa" w:w="30"/>
+              <w:left w:type="dxa" w:w="80"/>
+              <w:bottom w:type="dxa" w:w="30"/>
+              <w:right w:type="dxa" w:w="80"/>
+            </w:tcMar>
+          </w:tcPr>
+          <w:p>
+            <w:pPr>
+              <w:spacing w:after="0"/>
+            </w:pPr>
+            <w:r>
+              <w:rPr>
+                <w:rFonts w:ascii="Calibri" w:cs="Calibri" w:eastAsia="Calibri" w:hAnsi="Calibri"/>
+                <w:color w:val="1F2937"/>
+                <w:sz w:val="19"/>
+                <w:szCs w:val="19"/>
+              </w:rPr>
+              <w:t xml:space="preserve">2°C</w:t>
+            </w:r>
+          </w:p>
+        </w:tc>
+        <w:tc>
+          <w:tcPr>
+            <w:tcMar>
+              <w:top w:type="dxa" w:w="30"/>
+              <w:left w:type="dxa" w:w="80"/>
+              <w:bottom w:type="dxa" w:w="30"/>
+              <w:right w:type="dxa" w:w="80"/>
+            </w:tcMar>
+          </w:tcPr>
+          <w:p>
+            <w:pPr>
+              <w:spacing w:after="0"/>
+            </w:pPr>
+            <w:r>
+              <w:rPr>
+                <w:rFonts w:ascii="Calibri" w:cs="Calibri" w:eastAsia="Calibri" w:hAnsi="Calibri"/>
+                <w:color w:val="1F2937"/>
+                <w:sz w:val="19"/>
+                <w:szCs w:val="19"/>
+              </w:rPr>
+              <w:t xml:space="preserve">6°C</w:t>
+            </w:r>
+          </w:p>
+        </w:tc>
+        <w:tc>
+          <w:tcPr>
+            <w:tcMar>
+              <w:top w:type="dxa" w:w="30"/>
+              <w:left w:type="dxa" w:w="80"/>
+              <w:bottom w:type="dxa" w:w="30"/>
+              <w:right w:type="dxa" w:w="80"/>
+            </w:tcMar>
+          </w:tcPr>
+          <w:p>
+            <w:pPr>
+              <w:spacing w:after="0"/>
+            </w:pPr>
+            <w:r>
+              <w:rPr>
+                <w:rFonts w:ascii="Calibri" w:cs="Calibri" w:eastAsia="Calibri" w:hAnsi="Calibri"/>
+                <w:color w:val="1F2937"/>
+                <w:sz w:val="19"/>
+                <w:szCs w:val="19"/>
+              </w:rPr>
+              <w:t xml:space="preserve">&gt; 8°C for 15+ min</w:t>
+            </w:r>
+          </w:p>
+        </w:tc>
+        <w:tc>
+          <w:tcPr>
+            <w:tcMar>
+              <w:top w:type="dxa" w:w="30"/>
+              <w:left w:type="dxa" w:w="80"/>
+              <w:bottom w:type="dxa" w:w="30"/>
+              <w:right w:type="dxa" w:w="80"/>
+            </w:tcMar>
+          </w:tcPr>
+          <w:p>
+            <w:pPr>
+              <w:spacing w:after="0"/>
+            </w:pPr>
+            <w:r>
+              <w:rPr>
+                <w:rFonts w:ascii="Calibri" w:cs="Calibri" w:eastAsia="Calibri" w:hAnsi="Calibri"/>
+                <w:color w:val="1F2937"/>
+                <w:sz w:val="19"/>
+                <w:szCs w:val="19"/>
+              </w:rPr>
+              <w:t xml:space="preserve">Quarantine, do NOT unload</w:t>
+            </w:r>
+          </w:p>
+        </w:tc>
+      </w:tr>
+      <w:tr>
+        <w:tc>
+          <w:tcPr>
+            <w:shd w:color="F2F4F7" w:val="solid"/>
+            <w:tcMar>
+              <w:top w:type="dxa" w:w="30"/>
+              <w:left w:type="dxa" w:w="80"/>
+              <w:bottom w:type="dxa" w:w="30"/>
+              <w:right w:type="dxa" w:w="80"/>
+            </w:tcMar>
+          </w:tcPr>
+          <w:p>
+            <w:pPr>
+              <w:spacing w:after="0"/>
+            </w:pPr>
+            <w:r>
+              <w:rPr>
+                <w:rFonts w:ascii="Calibri" w:cs="Calibri" w:eastAsia="Calibri" w:hAnsi="Calibri"/>
+                <w:color w:val="1F2937"/>
+                <w:sz w:val="19"/>
+                <w:szCs w:val="19"/>
+              </w:rPr>
+              <w:t xml:space="preserve">Frozen goods</w:t>
+            </w:r>
+          </w:p>
+        </w:tc>
+        <w:tc>
+          <w:tcPr>
+            <w:shd w:color="F2F4F7" w:val="solid"/>
+            <w:tcMar>
+              <w:top w:type="dxa" w:w="30"/>
+              <w:left w:type="dxa" w:w="80"/>
+              <w:bottom w:type="dxa" w:w="30"/>
+              <w:right w:type="dxa" w:w="80"/>
+            </w:tcMar>
+          </w:tcPr>
+          <w:p>
+            <w:pPr>
+              <w:spacing w:after="0"/>
+            </w:pPr>
+            <w:r>
+              <w:rPr>
+                <w:rFonts w:ascii="Calibri" w:cs="Calibri" w:eastAsia="Calibri" w:hAnsi="Calibri"/>
+                <w:color w:val="1F2937"/>
+                <w:sz w:val="19"/>
+                <w:szCs w:val="19"/>
+              </w:rPr>
+              <w:t xml:space="preserve">-25°C</w:t>
+            </w:r>
+          </w:p>
+        </w:tc>
+        <w:tc>
+          <w:tcPr>
+            <w:shd w:color="F2F4F7" w:val="solid"/>
+            <w:tcMar>
+              <w:top w:type="dxa" w:w="30"/>
+              <w:left w:type="dxa" w:w="80"/>
+              <w:bottom w:type="dxa" w:w="30"/>
+              <w:right w:type="dxa" w:w="80"/>
+            </w:tcMar>
+          </w:tcPr>
+          <w:p>
+            <w:pPr>
+              <w:spacing w:after="0"/>
+            </w:pPr>
+            <w:r>
+              <w:rPr>
+                <w:rFonts w:ascii="Calibri" w:cs="Calibri" w:eastAsia="Calibri" w:hAnsi="Calibri"/>
+                <w:color w:val="1F2937"/>
+                <w:sz w:val="19"/>
+                <w:szCs w:val="19"/>
+              </w:rPr>
+              <w:t xml:space="preserve">-18°C</w:t>
+            </w:r>
+          </w:p>
+        </w:tc>
+        <w:tc>
+          <w:tcPr>
+            <w:shd w:color="F2F4F7" w:val="solid"/>
+            <w:tcMar>
+              <w:top w:type="dxa" w:w="30"/>
+              <w:left w:type="dxa" w:w="80"/>
+              <w:bottom w:type="dxa" w:w="30"/>
+              <w:right w:type="dxa" w:w="80"/>
+            </w:tcMar>
+          </w:tcPr>
+          <w:p>
+            <w:pPr>
+              <w:spacing w:after="0"/>
+            </w:pPr>
+            <w:r>
+              <w:rPr>
+                <w:rFonts w:ascii="Calibri" w:cs="Calibri" w:eastAsia="Calibri" w:hAnsi="Calibri"/>
+                <w:color w:val="1F2937"/>
+                <w:sz w:val="19"/>
+                <w:szCs w:val="19"/>
+              </w:rPr>
+              <w:t xml:space="preserve">ANY reading above -15°C</w:t>
+            </w:r>
+          </w:p>
+        </w:tc>
+        <w:tc>
+          <w:tcPr>
+            <w:shd w:color="F2F4F7" w:val="solid"/>
+            <w:tcMar>
+              <w:top w:type="dxa" w:w="30"/>
+              <w:left w:type="dxa" w:w="80"/>
+              <w:bottom w:type="dxa" w:w="30"/>
+              <w:right w:type="dxa" w:w="80"/>
+            </w:tcMar>
+          </w:tcPr>
+          <w:p>
+            <w:pPr>
+              <w:spacing w:after="0"/>
+            </w:pPr>
+            <w:r>
+              <w:rPr>
+                <w:rFonts w:ascii="Calibri" w:cs="Calibri" w:eastAsia="Calibri" w:hAnsi="Calibri"/>
+                <w:color w:val="1F2937"/>
+                <w:sz w:val="19"/>
+                <w:szCs w:val="19"/>
+              </w:rPr>
+              <w:t xml:space="preserve">Reject shipment, notify carrier</w:t>
+            </w:r>
+          </w:p>
+        </w:tc>
+      </w:tr>
+      <w:tr>
+        <w:tc>
+          <w:tcPr>
+            <w:tcMar>
+              <w:top w:type="dxa" w:w="30"/>
+              <w:left w:type="dxa" w:w="80"/>
+              <w:bottom w:type="dxa" w:w="30"/>
+              <w:right w:type="dxa" w:w="80"/>
+            </w:tcMar>
+          </w:tcPr>
+          <w:p>
+            <w:pPr>
+              <w:spacing w:after="0"/>
+            </w:pPr>
+            <w:r>
+              <w:rPr>
+                <w:rFonts w:ascii="Calibri" w:cs="Calibri" w:eastAsia="Calibri" w:hAnsi="Calibri"/>
+                <w:color w:val="1F2937"/>
+                <w:sz w:val="19"/>
+                <w:szCs w:val="19"/>
+              </w:rPr>
+              <w:t xml:space="preserve">Pharmaceuticals</w:t>
+            </w:r>
+          </w:p>
+        </w:tc>
+        <w:tc>
+          <w:tcPr>
+            <w:tcMar>
+              <w:top w:type="dxa" w:w="30"/>
+              <w:left w:type="dxa" w:w="80"/>
+              <w:bottom w:type="dxa" w:w="30"/>
+              <w:right w:type="dxa" w:w="80"/>
+            </w:tcMar>
+          </w:tcPr>
+          <w:p>
+            <w:pPr>
+              <w:spacing w:after="0"/>
+            </w:pPr>
+            <w:r>
+              <w:rPr>
+                <w:rFonts w:ascii="Calibri" w:cs="Calibri" w:eastAsia="Calibri" w:hAnsi="Calibri"/>
+                <w:color w:val="1F2937"/>
+                <w:sz w:val="19"/>
+                <w:szCs w:val="19"/>
+              </w:rPr>
+              <w:t xml:space="preserve">2°C</w:t>
+            </w:r>
+          </w:p>
+        </w:tc>
+        <w:tc>
+          <w:tcPr>
+            <w:tcMar>
+              <w:top w:type="dxa" w:w="30"/>
+              <w:left w:type="dxa" w:w="80"/>
+              <w:bottom w:type="dxa" w:w="30"/>
+              <w:right w:type="dxa" w:w="80"/>
+            </w:tcMar>
+          </w:tcPr>
+          <w:p>
+            <w:pPr>
+              <w:spacing w:after="0"/>
+            </w:pPr>
+            <w:r>
+              <w:rPr>
+                <w:rFonts w:ascii="Calibri" w:cs="Calibri" w:eastAsia="Calibri" w:hAnsi="Calibri"/>
+                <w:color w:val="1F2937"/>
+                <w:sz w:val="19"/>
+                <w:szCs w:val="19"/>
+              </w:rPr>
+              <w:t xml:space="preserve">8°C</w:t>
+            </w:r>
+          </w:p>
+        </w:tc>
+        <w:tc>
+          <w:tcPr>
+            <w:tcMar>
+              <w:top w:type="dxa" w:w="30"/>
+              <w:left w:type="dxa" w:w="80"/>
+              <w:bottom w:type="dxa" w:w="30"/>
+              <w:right w:type="dxa" w:w="80"/>
+            </w:tcMar>
+          </w:tcPr>
+          <w:p>
+            <w:pPr>
+              <w:spacing w:after="0"/>
+            </w:pPr>
+            <w:r>
+              <w:rPr>
+                <w:rFonts w:ascii="Calibri" w:cs="Calibri" w:eastAsia="Calibri" w:hAnsi="Calibri"/>
+                <w:color w:val="1F2937"/>
+                <w:sz w:val="19"/>
+                <w:szCs w:val="19"/>
+              </w:rPr>
+              <w:t xml:space="preserve">ANY breach of range</w:t>
+            </w:r>
+          </w:p>
+        </w:tc>
+        <w:tc>
+          <w:tcPr>
+            <w:tcMar>
+              <w:top w:type="dxa" w:w="30"/>
+              <w:left w:type="dxa" w:w="80"/>
+              <w:bottom w:type="dxa" w:w="30"/>
+              <w:right w:type="dxa" w:w="80"/>
+            </w:tcMar>
+          </w:tcPr>
+          <w:p>
+            <w:pPr>
+              <w:spacing w:after="0"/>
+            </w:pPr>
+            <w:r>
+              <w:rPr>
+                <w:rFonts w:ascii="Calibri" w:cs="Calibri" w:eastAsia="Calibri" w:hAnsi="Calibri"/>
+                <w:color w:val="1F2937"/>
+                <w:sz w:val="19"/>
+                <w:szCs w:val="19"/>
+              </w:rPr>
+              <w:t xml:space="preserve">Quarantine immediately, regulatory notification required</w:t>
+            </w:r>
+          </w:p>
+        </w:tc>
+      </w:tr>
+      <w:tr>
+        <w:tc>
+          <w:tcPr>
+            <w:shd w:color="F2F4F7" w:val="solid"/>
+            <w:tcMar>
+              <w:top w:type="dxa" w:w="30"/>
+              <w:left w:type="dxa" w:w="80"/>
+              <w:bottom w:type="dxa" w:w="30"/>
+              <w:right w:type="dxa" w:w="80"/>
+            </w:tcMar>
+          </w:tcPr>
+          <w:p>
+            <w:pPr>
+              <w:spacing w:after="0"/>
+            </w:pPr>
+            <w:r>
+              <w:rPr>
+                <w:rFonts w:ascii="Calibri" w:cs="Calibri" w:eastAsia="Calibri" w:hAnsi="Calibri"/>
+                <w:color w:val="1F2937"/>
+                <w:sz w:val="19"/>
+                <w:szCs w:val="19"/>
+              </w:rPr>
+              <w:t xml:space="preserve">Eggs</w:t>
+            </w:r>
+          </w:p>
+        </w:tc>
+        <w:tc>
+          <w:tcPr>
+            <w:shd w:color="F2F4F7" w:val="solid"/>
+            <w:tcMar>
+              <w:top w:type="dxa" w:w="30"/>
+              <w:left w:type="dxa" w:w="80"/>
+              <w:bottom w:type="dxa" w:w="30"/>
+              <w:right w:type="dxa" w:w="80"/>
+            </w:tcMar>
+          </w:tcPr>
+          <w:p>
+            <w:pPr>
+              <w:spacing w:after="0"/>
+            </w:pPr>
+            <w:r>
+              <w:rPr>
+                <w:rFonts w:ascii="Calibri" w:cs="Calibri" w:eastAsia="Calibri" w:hAnsi="Calibri"/>
+                <w:color w:val="1F2937"/>
+                <w:sz w:val="19"/>
+                <w:szCs w:val="19"/>
+              </w:rPr>
+              <w:t xml:space="preserve">5°C</w:t>
+            </w:r>
+          </w:p>
+        </w:tc>
+        <w:tc>
+          <w:tcPr>
+            <w:shd w:color="F2F4F7" w:val="solid"/>
+            <w:tcMar>
+              <w:top w:type="dxa" w:w="30"/>
+              <w:left w:type="dxa" w:w="80"/>
+              <w:bottom w:type="dxa" w:w="30"/>
+              <w:right w:type="dxa" w:w="80"/>
+            </w:tcMar>
+          </w:tcPr>
+          <w:p>
+            <w:pPr>
+              <w:spacing w:after="0"/>
+            </w:pPr>
+            <w:r>
+              <w:rPr>
+                <w:rFonts w:ascii="Calibri" w:cs="Calibri" w:eastAsia="Calibri" w:hAnsi="Calibri"/>
+                <w:color w:val="1F2937"/>
+                <w:sz w:val="19"/>
+                <w:szCs w:val="19"/>
+              </w:rPr>
+              <w:t xml:space="preserve">8°C</w:t>
+            </w:r>
+          </w:p>
+        </w:tc>
+        <w:tc>
+          <w:tcPr>
+            <w:shd w:color="F2F4F7" w:val="solid"/>
+            <w:tcMar>
+              <w:top w:type="dxa" w:w="30"/>
+              <w:left w:type="dxa" w:w="80"/>
+              <w:bottom w:type="dxa" w:w="30"/>
+              <w:right w:type="dxa" w:w="80"/>
+            </w:tcMar>
+          </w:tcPr>
+          <w:p>
+            <w:pPr>
+              <w:spacing w:after="0"/>
+            </w:pPr>
+            <w:r>
+              <w:rPr>
+                <w:rFonts w:ascii="Calibri" w:cs="Calibri" w:eastAsia="Calibri" w:hAnsi="Calibri"/>
+                <w:color w:val="1F2937"/>
+                <w:sz w:val="19"/>
+                <w:szCs w:val="19"/>
+              </w:rPr>
+              <w:t xml:space="preserve">&gt; 12°C for 20+ min</w:t>
+            </w:r>
+          </w:p>
+        </w:tc>
+        <w:tc>
+          <w:tcPr>
+            <w:shd w:color="F2F4F7" w:val="solid"/>
+            <w:tcMar>
+              <w:top w:type="dxa" w:w="30"/>
+              <w:left w:type="dxa" w:w="80"/>
+              <w:bottom w:type="dxa" w:w="30"/>
+              <w:right w:type="dxa" w:w="80"/>
+            </w:tcMar>
+          </w:tcPr>
+          <w:p>
+            <w:pPr>
+              <w:spacing w:after="0"/>
+            </w:pPr>
+            <w:r>
+              <w:rPr>
+                <w:rFonts w:ascii="Calibri" w:cs="Calibri" w:eastAsia="Calibri" w:hAnsi="Calibri"/>
+                <w:color w:val="1F2937"/>
+                <w:sz w:val="19"/>
+                <w:szCs w:val="19"/>
+              </w:rPr>
+              <w:t xml:space="preserve">Quarantine, check for condensation</w:t>
+            </w:r>
+          </w:p>
+        </w:tc>
+      </w:tr>
+    </w:tbl>
+    <w:tbl>
+      <w:tblPr>
+        <w:tblW w:type="pct" w:w="100%"/>
+        <w:tblBorders>
+          <w:top w:val="single" w:color="auto" w:sz="4"/>
+          <w:left w:val="single" w:color="auto" w:sz="4"/>
+          <w:bottom w:val="single" w:color="auto" w:sz="4"/>
+          <w:right w:val="single" w:color="auto" w:sz="4"/>
+          <w:insideH w:val="single" w:color="auto" w:sz="4"/>
+          <w:insideV w:val="single" w:color="auto" w:sz="4"/>
+        </w:tblBorders>
+      </w:tblPr>
+      <w:tblGrid>
+        <w:gridCol w:w="100"/>
+        <w:gridCol w:w="100"/>
+      </w:tblGrid>
+      <w:tr>
+        <w:tc>
+          <w:tcPr>
+            <w:tcW w:type="pct" w:w="1%"/>
+            <w:tcBorders>
+              <w:top w:val="none"/>
+              <w:left w:val="none"/>
+              <w:bottom w:val="none"/>
+              <w:right w:val="none"/>
+            </w:tcBorders>
+            <w:shd w:color="1B2A4A" w:val="solid"/>
+          </w:tcPr>
+          <w:p>
+            <w:pPr>
+              <w:spacing w:after="0"/>
+            </w:pPr>
+            <w:r>
+              <w:rPr>
+                <w:sz w:val="10"/>
+                <w:szCs w:val="10"/>
+              </w:rPr>
+              <w:t xml:space="preserve"> </w:t>
+            </w:r>
+          </w:p>
+        </w:tc>
+        <w:tc>
+          <w:tcPr>
+            <w:tcW w:type="pct" w:w="99%"/>
+            <w:shd w:color="F2F4F7" w:val="solid"/>
+            <w:tcMar>
+              <w:top w:type="dxa" w:w="80"/>
+              <w:left w:type="dxa" w:w="120"/>
+              <w:bottom w:type="dxa" w:w="80"/>
+              <w:right w:type="dxa" w:w="120"/>
+            </w:tcMar>
+          </w:tcPr>
+          <w:p>
+            <w:pPr>
+              <w:spacing w:after="0"/>
+            </w:pPr>
+            <w:r>
+              <w:rPr>
+                <w:rFonts w:ascii="Calibri" w:cs="Calibri" w:eastAsia="Calibri" w:hAnsi="Calibri"/>
+                <w:color w:val="1F2937"/>
+                <w:sz w:val="20"/>
+                <w:szCs w:val="20"/>
+              </w:rPr>
+              <w:t xml:space="preserve">When in doubt, QUARANTINE. It is always better to hold a shipment for quality inspection than to put potentially compromised product on the shelf. The lettuce recall (RCL-2025-003) cost €85,125 — quarantine costs far less than a recall.</w:t>
+            </w:r>
+          </w:p>
+        </w:tc>
+      </w:tr>
+    </w:tbl>
+    <w:p>
+      <w:pPr>
+        <w:pBdr>
+          <w:bottom w:val="single" w:color="0D7C8F" w:sz="2" w:space="4"/>
+        </w:pBdr>
+        <w:spacing w:after="160" w:before="360"/>
+      </w:pPr>
+      <w:r>
+        <w:rPr>
+          <w:rFonts w:ascii="Calibri" w:cs="Calibri" w:eastAsia="Calibri" w:hAnsi="Calibri"/>
+          <w:b/>
+          <w:bCs/>
+          <w:color w:val="1B2A4A"/>
+          <w:sz w:val="30"/>
+          <w:szCs w:val="30"/>
+        </w:rPr>
+        <w:t xml:space="preserve">2. Tive IoT Sensors</w:t>
+      </w:r>
+    </w:p>
+    <w:p>
+      <w:pPr>
+        <w:spacing w:after="120"/>
+        <w:jc w:val="left"/>
+      </w:pPr>
+      <w:r>
+        <w:rPr>
+          <w:rFonts w:ascii="Calibri" w:cs="Calibri" w:eastAsia="Calibri" w:hAnsi="Calibri"/>
+          <w:b w:val="false"/>
+          <w:bCs w:val="false"/>
+          <w:i w:val="false"/>
+          <w:iCs w:val="false"/>
+          <w:color w:val="1F2937"/>
+          <w:sz w:val="21"/>
+          <w:szCs w:val="21"/>
+        </w:rPr>
+        <w:t xml:space="preserve">Most MCG perishable shipments include a Tive Solo 5G temperature sensor. These devices:</w:t>
+      </w:r>
+    </w:p>
+    <w:p>
+      <w:pPr>
+        <w:pStyle w:val="ListParagraph"/>
+        <w:numPr>
+          <w:ilvl w:val="0"/>
+          <w:numId w:val="1"/>
+        </w:numPr>
+        <w:spacing w:after="120"/>
+        <w:jc w:val="left"/>
+      </w:pPr>
+      <w:r>
+        <w:rPr>
+          <w:rFonts w:ascii="Calibri" w:cs="Calibri" w:eastAsia="Calibri" w:hAnsi="Calibri"/>
+          <w:b w:val="false"/>
+          <w:bCs w:val="false"/>
+          <w:i w:val="false"/>
+          <w:iCs w:val="false"/>
+          <w:color w:val="1F2937"/>
+          <w:sz w:val="21"/>
+          <w:szCs w:val="21"/>
+        </w:rPr>
+        <w:t xml:space="preserve">Record temperature every 5 minutes (EU/Americas) or 10 minutes (APAC — due to carrier bandwidth limits)</w:t>
+      </w:r>
+    </w:p>
+    <w:p>
+      <w:pPr>
+        <w:pStyle w:val="ListParagraph"/>
+        <w:numPr>
+          <w:ilvl w:val="0"/>
+          <w:numId w:val="1"/>
+        </w:numPr>
+        <w:spacing w:after="120"/>
+        <w:jc w:val="left"/>
+      </w:pPr>
+      <w:r>
+        <w:rPr>
+          <w:rFonts w:ascii="Calibri" w:cs="Calibri" w:eastAsia="Calibri" w:hAnsi="Calibri"/>
+          <w:b w:val="false"/>
+          <w:bCs w:val="false"/>
+          <w:i w:val="false"/>
+          <w:iCs w:val="false"/>
+          <w:color w:val="1F2937"/>
+          <w:sz w:val="21"/>
+          <w:szCs w:val="21"/>
+        </w:rPr>
+        <w:t xml:space="preserve">Transmit data automatically via cellular network to MCG's IoT platform</w:t>
+      </w:r>
+    </w:p>
+    <w:p>
+      <w:pPr>
+        <w:pStyle w:val="ListParagraph"/>
+        <w:numPr>
+          <w:ilvl w:val="0"/>
+          <w:numId w:val="1"/>
+        </w:numPr>
+        <w:spacing w:after="120"/>
+        <w:jc w:val="left"/>
+      </w:pPr>
+      <w:r>
+        <w:rPr>
+          <w:rFonts w:ascii="Calibri" w:cs="Calibri" w:eastAsia="Calibri" w:hAnsi="Calibri"/>
+          <w:b w:val="false"/>
+          <w:bCs w:val="false"/>
+          <w:i w:val="false"/>
+          <w:iCs w:val="false"/>
+          <w:color w:val="1F2937"/>
+          <w:sz w:val="21"/>
+          <w:szCs w:val="21"/>
+        </w:rPr>
+        <w:t xml:space="preserve">Flash red LED if temperature limit is exceeded</w:t>
+      </w:r>
+    </w:p>
+    <w:p>
+      <w:pPr>
+        <w:pStyle w:val="ListParagraph"/>
+        <w:numPr>
+          <w:ilvl w:val="0"/>
+          <w:numId w:val="1"/>
+        </w:numPr>
+        <w:spacing w:after="120"/>
+        <w:jc w:val="left"/>
+      </w:pPr>
+      <w:r>
+        <w:rPr>
+          <w:rFonts w:ascii="Calibri" w:cs="Calibri" w:eastAsia="Calibri" w:hAnsi="Calibri"/>
+          <w:b w:val="false"/>
+          <w:bCs w:val="false"/>
+          <w:i w:val="false"/>
+          <w:iCs w:val="false"/>
+          <w:color w:val="1F2937"/>
+          <w:sz w:val="21"/>
+          <w:szCs w:val="21"/>
+        </w:rPr>
+        <w:t xml:space="preserve">Have a battery life of approximately 90 days per charge</w:t>
+      </w:r>
+    </w:p>
+    <w:p>
+      <w:pPr>
+        <w:pStyle w:val="ListParagraph"/>
+        <w:numPr>
+          <w:ilvl w:val="0"/>
+          <w:numId w:val="1"/>
+        </w:numPr>
+        <w:spacing w:after="120"/>
+        <w:jc w:val="left"/>
+      </w:pPr>
+      <w:r>
+        <w:rPr>
+          <w:rFonts w:ascii="Calibri" w:cs="Calibri" w:eastAsia="Calibri" w:hAnsi="Calibri"/>
+          <w:b w:val="false"/>
+          <w:bCs w:val="false"/>
+          <w:i w:val="false"/>
+          <w:iCs w:val="false"/>
+          <w:color w:val="1F2937"/>
+          <w:sz w:val="21"/>
+          <w:szCs w:val="21"/>
+        </w:rPr>
+        <w:t xml:space="preserve">DO NOT remove, disable, or cover the sensor — it must stay with the shipment until receiving dock check-in</w:t>
+      </w:r>
+    </w:p>
+    <w:p>
+      <w:pPr>
+        <w:pBdr>
+          <w:bottom w:val="single" w:color="0D7C8F" w:sz="2" w:space="4"/>
+        </w:pBdr>
+        <w:spacing w:after="160" w:before="360"/>
+      </w:pPr>
+      <w:r>
+        <w:rPr>
+          <w:rFonts w:ascii="Calibri" w:cs="Calibri" w:eastAsia="Calibri" w:hAnsi="Calibri"/>
+          <w:b/>
+          <w:bCs/>
+          <w:color w:val="1B2A4A"/>
+          <w:sz w:val="30"/>
+          <w:szCs w:val="30"/>
+        </w:rPr>
+        <w:t xml:space="preserve">3. Known Sensor Issues</w:t>
+      </w:r>
+    </w:p>
+    <w:p>
+      <w:pPr>
+        <w:spacing w:after="120" w:before="280"/>
+      </w:pPr>
+      <w:r>
+        <w:rPr>
+          <w:rFonts w:ascii="Calibri" w:cs="Calibri" w:eastAsia="Calibri" w:hAnsi="Calibri"/>
+          <w:b/>
+          <w:bCs/>
+          <w:color w:val="0D7C8F"/>
+          <w:sz w:val="26"/>
+          <w:szCs w:val="26"/>
+        </w:rPr>
+        <w:t xml:space="preserve">3.1 Americas Fahrenheit Issue (July-September 2025)</w:t>
+      </w:r>
+    </w:p>
+    <w:p>
+      <w:pPr>
+        <w:spacing w:after="120"/>
+        <w:jc w:val="left"/>
+      </w:pPr>
+      <w:r>
+        <w:rPr>
+          <w:rFonts w:ascii="Calibri" w:cs="Calibri" w:eastAsia="Calibri" w:hAnsi="Calibri"/>
+          <w:b w:val="false"/>
+          <w:bCs w:val="false"/>
+          <w:i w:val="false"/>
+          <w:iCs w:val="false"/>
+          <w:color w:val="1F2937"/>
+          <w:sz w:val="21"/>
+          <w:szCs w:val="21"/>
+        </w:rPr>
+        <w:t xml:space="preserve">Between July and September 2025, approximately 340 Tive sensors in Americas DCs were configured to display temperature in Fahrenheit without indicating the unit. This caused confusion:</w:t>
       </w:r>
     </w:p>
     <w:tbl>
@@ -382,7 +1504,7 @@
                 <w:sz w:val="19"/>
                 <w:szCs w:val="19"/>
               </w:rPr>
-              <w:t xml:space="preserve">Product Type</w:t>
+              <w:t xml:space="preserve">Sensor Display</w:t>
             </w:r>
           </w:p>
         </w:tc>
@@ -409,7 +1531,7 @@
                 <w:sz w:val="19"/>
                 <w:szCs w:val="19"/>
               </w:rPr>
-              <w:t xml:space="preserve">Min Temp</w:t>
+              <w:t xml:space="preserve">If Fahrenheit</w:t>
             </w:r>
           </w:p>
         </w:tc>
@@ -436,7 +1558,7 @@
                 <w:sz w:val="19"/>
                 <w:szCs w:val="19"/>
               </w:rPr>
-              <w:t xml:space="preserve">Max Temp</w:t>
+              <w:t xml:space="preserve">If Celsius</w:t>
             </w:r>
           </w:p>
         </w:tc>
@@ -463,7 +1585,7 @@
                 <w:sz w:val="19"/>
                 <w:szCs w:val="19"/>
               </w:rPr>
-              <w:t xml:space="preserve">If Exceeded</w:t>
+              <w:t xml:space="preserve">Status</w:t>
             </w:r>
           </w:p>
         </w:tc>
@@ -490,82 +1612,82 @@
                 <w:sz w:val="19"/>
                 <w:szCs w:val="19"/>
               </w:rPr>
-              <w:t xml:space="preserve">Fresh produce</w:t>
-            </w:r>
-          </w:p>
-        </w:tc>
-        <w:tc>
-          <w:tcPr>
-            <w:shd w:color="F2F4F7" w:val="solid"/>
-            <w:tcMar>
-              <w:top w:type="dxa" w:w="30"/>
-              <w:left w:type="dxa" w:w="80"/>
-              <w:bottom w:type="dxa" w:w="30"/>
-              <w:right w:type="dxa" w:w="80"/>
-            </w:tcMar>
-          </w:tcPr>
-          <w:p>
-            <w:pPr>
-              <w:spacing w:after="0"/>
-            </w:pPr>
-            <w:r>
-              <w:rPr>
-                <w:rFonts w:ascii="Calibri" w:cs="Calibri" w:eastAsia="Calibri" w:hAnsi="Calibri"/>
-                <w:color w:val="1F2937"/>
-                <w:sz w:val="19"/>
-                <w:szCs w:val="19"/>
-              </w:rPr>
-              <w:t xml:space="preserve">1°C</w:t>
-            </w:r>
-          </w:p>
-        </w:tc>
-        <w:tc>
-          <w:tcPr>
-            <w:shd w:color="F2F4F7" w:val="solid"/>
-            <w:tcMar>
-              <w:top w:type="dxa" w:w="30"/>
-              <w:left w:type="dxa" w:w="80"/>
-              <w:bottom w:type="dxa" w:w="30"/>
-              <w:right w:type="dxa" w:w="80"/>
-            </w:tcMar>
-          </w:tcPr>
-          <w:p>
-            <w:pPr>
-              <w:spacing w:after="0"/>
-            </w:pPr>
-            <w:r>
-              <w:rPr>
-                <w:rFonts w:ascii="Calibri" w:cs="Calibri" w:eastAsia="Calibri" w:hAnsi="Calibri"/>
-                <w:color w:val="1F2937"/>
-                <w:sz w:val="19"/>
-                <w:szCs w:val="19"/>
-              </w:rPr>
-              <w:t xml:space="preserve">5°C</w:t>
-            </w:r>
-          </w:p>
-        </w:tc>
-        <w:tc>
-          <w:tcPr>
-            <w:shd w:color="F2F4F7" w:val="solid"/>
-            <w:tcMar>
-              <w:top w:type="dxa" w:w="30"/>
-              <w:left w:type="dxa" w:w="80"/>
-              <w:bottom w:type="dxa" w:w="30"/>
-              <w:right w:type="dxa" w:w="80"/>
-            </w:tcMar>
-          </w:tcPr>
-          <w:p>
-            <w:pPr>
-              <w:spacing w:after="0"/>
-            </w:pPr>
-            <w:r>
-              <w:rPr>
-                <w:rFonts w:ascii="Calibri" w:cs="Calibri" w:eastAsia="Calibri" w:hAnsi="Calibri"/>
-                <w:color w:val="1F2937"/>
-                <w:sz w:val="19"/>
-                <w:szCs w:val="19"/>
-              </w:rPr>
-              <w:t xml:space="preserve">Report if &gt; 8°C for 30+ min</w:t>
+              <w:t xml:space="preserve">41</w:t>
+            </w:r>
+          </w:p>
+        </w:tc>
+        <w:tc>
+          <w:tcPr>
+            <w:shd w:color="F2F4F7" w:val="solid"/>
+            <w:tcMar>
+              <w:top w:type="dxa" w:w="30"/>
+              <w:left w:type="dxa" w:w="80"/>
+              <w:bottom w:type="dxa" w:w="30"/>
+              <w:right w:type="dxa" w:w="80"/>
+            </w:tcMar>
+          </w:tcPr>
+          <w:p>
+            <w:pPr>
+              <w:spacing w:after="0"/>
+            </w:pPr>
+            <w:r>
+              <w:rPr>
+                <w:rFonts w:ascii="Calibri" w:cs="Calibri" w:eastAsia="Calibri" w:hAnsi="Calibri"/>
+                <w:color w:val="1F2937"/>
+                <w:sz w:val="19"/>
+                <w:szCs w:val="19"/>
+              </w:rPr>
+              <w:t xml:space="preserve">41°F = 5°C (OK)</w:t>
+            </w:r>
+          </w:p>
+        </w:tc>
+        <w:tc>
+          <w:tcPr>
+            <w:shd w:color="F2F4F7" w:val="solid"/>
+            <w:tcMar>
+              <w:top w:type="dxa" w:w="30"/>
+              <w:left w:type="dxa" w:w="80"/>
+              <w:bottom w:type="dxa" w:w="30"/>
+              <w:right w:type="dxa" w:w="80"/>
+            </w:tcMar>
+          </w:tcPr>
+          <w:p>
+            <w:pPr>
+              <w:spacing w:after="0"/>
+            </w:pPr>
+            <w:r>
+              <w:rPr>
+                <w:rFonts w:ascii="Calibri" w:cs="Calibri" w:eastAsia="Calibri" w:hAnsi="Calibri"/>
+                <w:color w:val="1F2937"/>
+                <w:sz w:val="19"/>
+                <w:szCs w:val="19"/>
+              </w:rPr>
+              <w:t xml:space="preserve">41°C (CRITICAL)</w:t>
+            </w:r>
+          </w:p>
+        </w:tc>
+        <w:tc>
+          <w:tcPr>
+            <w:shd w:color="F2F4F7" w:val="solid"/>
+            <w:tcMar>
+              <w:top w:type="dxa" w:w="30"/>
+              <w:left w:type="dxa" w:w="80"/>
+              <w:bottom w:type="dxa" w:w="30"/>
+              <w:right w:type="dxa" w:w="80"/>
+            </w:tcMar>
+          </w:tcPr>
+          <w:p>
+            <w:pPr>
+              <w:spacing w:after="0"/>
+            </w:pPr>
+            <w:r>
+              <w:rPr>
+                <w:rFonts w:ascii="Calibri" w:cs="Calibri" w:eastAsia="Calibri" w:hAnsi="Calibri"/>
+                <w:color w:val="1F2937"/>
+                <w:sz w:val="19"/>
+                <w:szCs w:val="19"/>
+              </w:rPr>
+              <w:t xml:space="preserve">Check sensor config screen</w:t>
             </w:r>
           </w:p>
         </w:tc>
@@ -591,79 +1713,79 @@
                 <w:sz w:val="19"/>
                 <w:szCs w:val="19"/>
               </w:rPr>
-              <w:t xml:space="preserve">Dairy</w:t>
-            </w:r>
-          </w:p>
-        </w:tc>
-        <w:tc>
-          <w:tcPr>
-            <w:tcMar>
-              <w:top w:type="dxa" w:w="30"/>
-              <w:left w:type="dxa" w:w="80"/>
-              <w:bottom w:type="dxa" w:w="30"/>
-              <w:right w:type="dxa" w:w="80"/>
-            </w:tcMar>
-          </w:tcPr>
-          <w:p>
-            <w:pPr>
-              <w:spacing w:after="0"/>
-            </w:pPr>
-            <w:r>
-              <w:rPr>
-                <w:rFonts w:ascii="Calibri" w:cs="Calibri" w:eastAsia="Calibri" w:hAnsi="Calibri"/>
-                <w:color w:val="1F2937"/>
-                <w:sz w:val="19"/>
-                <w:szCs w:val="19"/>
-              </w:rPr>
-              <w:t xml:space="preserve">2°C</w:t>
-            </w:r>
-          </w:p>
-        </w:tc>
-        <w:tc>
-          <w:tcPr>
-            <w:tcMar>
-              <w:top w:type="dxa" w:w="30"/>
-              <w:left w:type="dxa" w:w="80"/>
-              <w:bottom w:type="dxa" w:w="30"/>
-              <w:right w:type="dxa" w:w="80"/>
-            </w:tcMar>
-          </w:tcPr>
-          <w:p>
-            <w:pPr>
-              <w:spacing w:after="0"/>
-            </w:pPr>
-            <w:r>
-              <w:rPr>
-                <w:rFonts w:ascii="Calibri" w:cs="Calibri" w:eastAsia="Calibri" w:hAnsi="Calibri"/>
-                <w:color w:val="1F2937"/>
-                <w:sz w:val="19"/>
-                <w:szCs w:val="19"/>
-              </w:rPr>
-              <w:t xml:space="preserve">6°C</w:t>
-            </w:r>
-          </w:p>
-        </w:tc>
-        <w:tc>
-          <w:tcPr>
-            <w:tcMar>
-              <w:top w:type="dxa" w:w="30"/>
-              <w:left w:type="dxa" w:w="80"/>
-              <w:bottom w:type="dxa" w:w="30"/>
-              <w:right w:type="dxa" w:w="80"/>
-            </w:tcMar>
-          </w:tcPr>
-          <w:p>
-            <w:pPr>
-              <w:spacing w:after="0"/>
-            </w:pPr>
-            <w:r>
-              <w:rPr>
-                <w:rFonts w:ascii="Calibri" w:cs="Calibri" w:eastAsia="Calibri" w:hAnsi="Calibri"/>
-                <w:color w:val="1F2937"/>
-                <w:sz w:val="19"/>
-                <w:szCs w:val="19"/>
-              </w:rPr>
-              <w:t xml:space="preserve">Report if &gt; 8°C for 15+ min</w:t>
+              <w:t xml:space="preserve">32</w:t>
+            </w:r>
+          </w:p>
+        </w:tc>
+        <w:tc>
+          <w:tcPr>
+            <w:tcMar>
+              <w:top w:type="dxa" w:w="30"/>
+              <w:left w:type="dxa" w:w="80"/>
+              <w:bottom w:type="dxa" w:w="30"/>
+              <w:right w:type="dxa" w:w="80"/>
+            </w:tcMar>
+          </w:tcPr>
+          <w:p>
+            <w:pPr>
+              <w:spacing w:after="0"/>
+            </w:pPr>
+            <w:r>
+              <w:rPr>
+                <w:rFonts w:ascii="Calibri" w:cs="Calibri" w:eastAsia="Calibri" w:hAnsi="Calibri"/>
+                <w:color w:val="1F2937"/>
+                <w:sz w:val="19"/>
+                <w:szCs w:val="19"/>
+              </w:rPr>
+              <w:t xml:space="preserve">32°F = 0°C (OK)</w:t>
+            </w:r>
+          </w:p>
+        </w:tc>
+        <w:tc>
+          <w:tcPr>
+            <w:tcMar>
+              <w:top w:type="dxa" w:w="30"/>
+              <w:left w:type="dxa" w:w="80"/>
+              <w:bottom w:type="dxa" w:w="30"/>
+              <w:right w:type="dxa" w:w="80"/>
+            </w:tcMar>
+          </w:tcPr>
+          <w:p>
+            <w:pPr>
+              <w:spacing w:after="0"/>
+            </w:pPr>
+            <w:r>
+              <w:rPr>
+                <w:rFonts w:ascii="Calibri" w:cs="Calibri" w:eastAsia="Calibri" w:hAnsi="Calibri"/>
+                <w:color w:val="1F2937"/>
+                <w:sz w:val="19"/>
+                <w:szCs w:val="19"/>
+              </w:rPr>
+              <w:t xml:space="preserve">32°C (CRITICAL)</w:t>
+            </w:r>
+          </w:p>
+        </w:tc>
+        <w:tc>
+          <w:tcPr>
+            <w:tcMar>
+              <w:top w:type="dxa" w:w="30"/>
+              <w:left w:type="dxa" w:w="80"/>
+              <w:bottom w:type="dxa" w:w="30"/>
+              <w:right w:type="dxa" w:w="80"/>
+            </w:tcMar>
+          </w:tcPr>
+          <w:p>
+            <w:pPr>
+              <w:spacing w:after="0"/>
+            </w:pPr>
+            <w:r>
+              <w:rPr>
+                <w:rFonts w:ascii="Calibri" w:cs="Calibri" w:eastAsia="Calibri" w:hAnsi="Calibri"/>
+                <w:color w:val="1F2937"/>
+                <w:sz w:val="19"/>
+                <w:szCs w:val="19"/>
+              </w:rPr>
+              <w:t xml:space="preserve">Check sensor config screen</w:t>
             </w:r>
           </w:p>
         </w:tc>
@@ -690,402 +1812,82 @@
                 <w:sz w:val="19"/>
                 <w:szCs w:val="19"/>
               </w:rPr>
-              <w:t xml:space="preserve">Frozen goods</w:t>
-            </w:r>
-          </w:p>
-        </w:tc>
-        <w:tc>
-          <w:tcPr>
-            <w:shd w:color="F2F4F7" w:val="solid"/>
-            <w:tcMar>
-              <w:top w:type="dxa" w:w="30"/>
-              <w:left w:type="dxa" w:w="80"/>
-              <w:bottom w:type="dxa" w:w="30"/>
-              <w:right w:type="dxa" w:w="80"/>
-            </w:tcMar>
-          </w:tcPr>
-          <w:p>
-            <w:pPr>
-              <w:spacing w:after="0"/>
-            </w:pPr>
-            <w:r>
-              <w:rPr>
-                <w:rFonts w:ascii="Calibri" w:cs="Calibri" w:eastAsia="Calibri" w:hAnsi="Calibri"/>
-                <w:color w:val="1F2937"/>
-                <w:sz w:val="19"/>
-                <w:szCs w:val="19"/>
-              </w:rPr>
-              <w:t xml:space="preserve">-25°C</w:t>
-            </w:r>
-          </w:p>
-        </w:tc>
-        <w:tc>
-          <w:tcPr>
-            <w:shd w:color="F2F4F7" w:val="solid"/>
-            <w:tcMar>
-              <w:top w:type="dxa" w:w="30"/>
-              <w:left w:type="dxa" w:w="80"/>
-              <w:bottom w:type="dxa" w:w="30"/>
-              <w:right w:type="dxa" w:w="80"/>
-            </w:tcMar>
-          </w:tcPr>
-          <w:p>
-            <w:pPr>
-              <w:spacing w:after="0"/>
-            </w:pPr>
-            <w:r>
-              <w:rPr>
-                <w:rFonts w:ascii="Calibri" w:cs="Calibri" w:eastAsia="Calibri" w:hAnsi="Calibri"/>
-                <w:color w:val="1F2937"/>
-                <w:sz w:val="19"/>
-                <w:szCs w:val="19"/>
-              </w:rPr>
-              <w:t xml:space="preserve">-18°C</w:t>
-            </w:r>
-          </w:p>
-        </w:tc>
-        <w:tc>
-          <w:tcPr>
-            <w:shd w:color="F2F4F7" w:val="solid"/>
-            <w:tcMar>
-              <w:top w:type="dxa" w:w="30"/>
-              <w:left w:type="dxa" w:w="80"/>
-              <w:bottom w:type="dxa" w:w="30"/>
-              <w:right w:type="dxa" w:w="80"/>
-            </w:tcMar>
-          </w:tcPr>
-          <w:p>
-            <w:pPr>
-              <w:spacing w:after="0"/>
-            </w:pPr>
-            <w:r>
-              <w:rPr>
-                <w:rFonts w:ascii="Calibri" w:cs="Calibri" w:eastAsia="Calibri" w:hAnsi="Calibri"/>
-                <w:color w:val="1F2937"/>
-                <w:sz w:val="19"/>
-                <w:szCs w:val="19"/>
-              </w:rPr>
-              <w:t xml:space="preserve">Report ANY thaw above -15°C</w:t>
-            </w:r>
-          </w:p>
-        </w:tc>
-      </w:tr>
-      <w:tr>
-        <w:tc>
-          <w:tcPr>
-            <w:tcMar>
-              <w:top w:type="dxa" w:w="30"/>
-              <w:left w:type="dxa" w:w="80"/>
-              <w:bottom w:type="dxa" w:w="30"/>
-              <w:right w:type="dxa" w:w="80"/>
-            </w:tcMar>
-          </w:tcPr>
-          <w:p>
-            <w:pPr>
-              <w:spacing w:after="0"/>
-            </w:pPr>
-            <w:r>
-              <w:rPr>
-                <w:rFonts w:ascii="Calibri" w:cs="Calibri" w:eastAsia="Calibri" w:hAnsi="Calibri"/>
-                <w:color w:val="1F2937"/>
-                <w:sz w:val="19"/>
-                <w:szCs w:val="19"/>
-              </w:rPr>
-              <w:t xml:space="preserve">Pharmaceuticals</w:t>
-            </w:r>
-          </w:p>
-        </w:tc>
-        <w:tc>
-          <w:tcPr>
-            <w:tcMar>
-              <w:top w:type="dxa" w:w="30"/>
-              <w:left w:type="dxa" w:w="80"/>
-              <w:bottom w:type="dxa" w:w="30"/>
-              <w:right w:type="dxa" w:w="80"/>
-            </w:tcMar>
-          </w:tcPr>
-          <w:p>
-            <w:pPr>
-              <w:spacing w:after="0"/>
-            </w:pPr>
-            <w:r>
-              <w:rPr>
-                <w:rFonts w:ascii="Calibri" w:cs="Calibri" w:eastAsia="Calibri" w:hAnsi="Calibri"/>
-                <w:color w:val="1F2937"/>
-                <w:sz w:val="19"/>
-                <w:szCs w:val="19"/>
-              </w:rPr>
-              <w:t xml:space="preserve">2°C</w:t>
-            </w:r>
-          </w:p>
-        </w:tc>
-        <w:tc>
-          <w:tcPr>
-            <w:tcMar>
-              <w:top w:type="dxa" w:w="30"/>
-              <w:left w:type="dxa" w:w="80"/>
-              <w:bottom w:type="dxa" w:w="30"/>
-              <w:right w:type="dxa" w:w="80"/>
-            </w:tcMar>
-          </w:tcPr>
-          <w:p>
-            <w:pPr>
-              <w:spacing w:after="0"/>
-            </w:pPr>
-            <w:r>
-              <w:rPr>
-                <w:rFonts w:ascii="Calibri" w:cs="Calibri" w:eastAsia="Calibri" w:hAnsi="Calibri"/>
-                <w:color w:val="1F2937"/>
-                <w:sz w:val="19"/>
-                <w:szCs w:val="19"/>
-              </w:rPr>
-              <w:t xml:space="preserve">8°C</w:t>
-            </w:r>
-          </w:p>
-        </w:tc>
-        <w:tc>
-          <w:tcPr>
-            <w:tcMar>
-              <w:top w:type="dxa" w:w="30"/>
-              <w:left w:type="dxa" w:w="80"/>
-              <w:bottom w:type="dxa" w:w="30"/>
-              <w:right w:type="dxa" w:w="80"/>
-            </w:tcMar>
-          </w:tcPr>
-          <w:p>
-            <w:pPr>
-              <w:spacing w:after="0"/>
-            </w:pPr>
-            <w:r>
-              <w:rPr>
-                <w:rFonts w:ascii="Calibri" w:cs="Calibri" w:eastAsia="Calibri" w:hAnsi="Calibri"/>
-                <w:color w:val="1F2937"/>
-                <w:sz w:val="19"/>
-                <w:szCs w:val="19"/>
-              </w:rPr>
-              <w:t xml:space="preserve">Report ANY breach immediately</w:t>
-            </w:r>
-          </w:p>
-        </w:tc>
-      </w:tr>
-    </w:tbl>
-    <w:p>
-      <w:pPr>
-        <w:pBdr>
-          <w:bottom w:val="single" w:color="0D7C8F" w:sz="2" w:space="4"/>
-        </w:pBdr>
-        <w:spacing w:after="160" w:before="360"/>
-      </w:pPr>
-      <w:r>
-        <w:rPr>
-          <w:rFonts w:ascii="Calibri" w:cs="Calibri" w:eastAsia="Calibri" w:hAnsi="Calibri"/>
-          <w:b/>
-          <w:bCs/>
-          <w:color w:val="1B2A4A"/>
-          <w:sz w:val="30"/>
-          <w:szCs w:val="30"/>
-        </w:rPr>
-        <w:t xml:space="preserve">2. Tive IoT Sensors</w:t>
-      </w:r>
-    </w:p>
-    <w:p>
-      <w:pPr>
-        <w:spacing w:after="120"/>
-        <w:jc w:val="left"/>
-      </w:pPr>
-      <w:r>
-        <w:rPr>
-          <w:rFonts w:ascii="Calibri" w:cs="Calibri" w:eastAsia="Calibri" w:hAnsi="Calibri"/>
-          <w:b w:val="false"/>
-          <w:bCs w:val="false"/>
-          <w:i w:val="false"/>
-          <w:iCs w:val="false"/>
-          <w:color w:val="1F2937"/>
-          <w:sz w:val="21"/>
-          <w:szCs w:val="21"/>
-        </w:rPr>
-        <w:t xml:space="preserve">Most MCG perishable shipments include a Tive IoT temperature sensor. These devices:</w:t>
-      </w:r>
-    </w:p>
-    <w:p>
-      <w:pPr>
-        <w:pStyle w:val="ListParagraph"/>
-        <w:numPr>
-          <w:ilvl w:val="0"/>
-          <w:numId w:val="1"/>
-        </w:numPr>
-        <w:spacing w:after="120"/>
-        <w:jc w:val="left"/>
-      </w:pPr>
-      <w:r>
-        <w:rPr>
-          <w:rFonts w:ascii="Calibri" w:cs="Calibri" w:eastAsia="Calibri" w:hAnsi="Calibri"/>
-          <w:b w:val="false"/>
-          <w:bCs w:val="false"/>
-          <w:i w:val="false"/>
-          <w:iCs w:val="false"/>
-          <w:color w:val="1F2937"/>
-          <w:sz w:val="21"/>
-          <w:szCs w:val="21"/>
-        </w:rPr>
-        <w:t xml:space="preserve">Record temperature every 5 minutes (EU/Americas) or 10 minutes (APAC)</w:t>
-      </w:r>
-    </w:p>
-    <w:p>
-      <w:pPr>
-        <w:pStyle w:val="ListParagraph"/>
-        <w:numPr>
-          <w:ilvl w:val="0"/>
-          <w:numId w:val="1"/>
-        </w:numPr>
-        <w:spacing w:after="120"/>
-        <w:jc w:val="left"/>
-      </w:pPr>
-      <w:r>
-        <w:rPr>
-          <w:rFonts w:ascii="Calibri" w:cs="Calibri" w:eastAsia="Calibri" w:hAnsi="Calibri"/>
-          <w:b w:val="false"/>
-          <w:bCs w:val="false"/>
-          <w:i w:val="false"/>
-          <w:iCs w:val="false"/>
-          <w:color w:val="1F2937"/>
-          <w:sz w:val="21"/>
-          <w:szCs w:val="21"/>
-        </w:rPr>
-        <w:t xml:space="preserve">Transmit data automatically via cellular network</w:t>
-      </w:r>
-    </w:p>
-    <w:p>
-      <w:pPr>
-        <w:pStyle w:val="ListParagraph"/>
-        <w:numPr>
-          <w:ilvl w:val="0"/>
-          <w:numId w:val="1"/>
-        </w:numPr>
-        <w:spacing w:after="120"/>
-        <w:jc w:val="left"/>
-      </w:pPr>
-      <w:r>
-        <w:rPr>
-          <w:rFonts w:ascii="Calibri" w:cs="Calibri" w:eastAsia="Calibri" w:hAnsi="Calibri"/>
-          <w:b w:val="false"/>
-          <w:bCs w:val="false"/>
-          <w:i w:val="false"/>
-          <w:iCs w:val="false"/>
-          <w:color w:val="1F2937"/>
-          <w:sz w:val="21"/>
-          <w:szCs w:val="21"/>
-        </w:rPr>
-        <w:t xml:space="preserve">Flash red LED if temperature limit is exceeded</w:t>
-      </w:r>
-    </w:p>
-    <w:p>
-      <w:pPr>
-        <w:pStyle w:val="ListParagraph"/>
-        <w:numPr>
-          <w:ilvl w:val="0"/>
-          <w:numId w:val="1"/>
-        </w:numPr>
-        <w:spacing w:after="120"/>
-        <w:jc w:val="left"/>
-      </w:pPr>
-      <w:r>
-        <w:rPr>
-          <w:rFonts w:ascii="Calibri" w:cs="Calibri" w:eastAsia="Calibri" w:hAnsi="Calibri"/>
-          <w:b w:val="false"/>
-          <w:bCs w:val="false"/>
-          <w:i w:val="false"/>
-          <w:iCs w:val="false"/>
-          <w:color w:val="1F2937"/>
-          <w:sz w:val="21"/>
-          <w:szCs w:val="21"/>
-        </w:rPr>
-        <w:t xml:space="preserve">DO NOT remove or disable the sensor — it must stay with the shipment</w:t>
-      </w:r>
-    </w:p>
-    <w:p>
-      <w:pPr>
-        <w:pBdr>
-          <w:bottom w:val="single" w:color="0D7C8F" w:sz="2" w:space="4"/>
-        </w:pBdr>
-        <w:spacing w:after="160" w:before="360"/>
-      </w:pPr>
-      <w:r>
-        <w:rPr>
-          <w:rFonts w:ascii="Calibri" w:cs="Calibri" w:eastAsia="Calibri" w:hAnsi="Calibri"/>
-          <w:b/>
-          <w:bCs/>
-          <w:color w:val="1B2A4A"/>
-          <w:sz w:val="30"/>
-          <w:szCs w:val="30"/>
-        </w:rPr>
-        <w:t xml:space="preserve">3. Known Sensor Issues</w:t>
-      </w:r>
-    </w:p>
-    <w:tbl>
-      <w:tblPr>
-        <w:tblW w:type="pct" w:w="100%"/>
-        <w:tblBorders>
-          <w:top w:val="single" w:color="auto" w:sz="4"/>
-          <w:left w:val="single" w:color="auto" w:sz="4"/>
-          <w:bottom w:val="single" w:color="auto" w:sz="4"/>
-          <w:right w:val="single" w:color="auto" w:sz="4"/>
-          <w:insideH w:val="single" w:color="auto" w:sz="4"/>
-          <w:insideV w:val="single" w:color="auto" w:sz="4"/>
-        </w:tblBorders>
-      </w:tblPr>
-      <w:tblGrid>
-        <w:gridCol w:w="100"/>
-        <w:gridCol w:w="100"/>
-      </w:tblGrid>
-      <w:tr>
-        <w:tc>
-          <w:tcPr>
-            <w:tcW w:type="pct" w:w="1%"/>
-            <w:tcBorders>
-              <w:top w:val="none"/>
-              <w:left w:val="none"/>
-              <w:bottom w:val="none"/>
-              <w:right w:val="none"/>
-            </w:tcBorders>
-            <w:shd w:color="C4922E" w:val="solid"/>
-          </w:tcPr>
-          <w:p>
-            <w:pPr>
-              <w:spacing w:after="0"/>
-            </w:pPr>
-            <w:r>
-              <w:rPr>
-                <w:sz w:val="10"/>
-                <w:szCs w:val="10"/>
-              </w:rPr>
-              <w:t xml:space="preserve"> </w:t>
-            </w:r>
-          </w:p>
-        </w:tc>
-        <w:tc>
-          <w:tcPr>
-            <w:tcW w:type="pct" w:w="99%"/>
-            <w:shd w:color="F2F4F7" w:val="solid"/>
-            <w:tcMar>
-              <w:top w:type="dxa" w:w="80"/>
-              <w:left w:type="dxa" w:w="120"/>
-              <w:bottom w:type="dxa" w:w="80"/>
-              <w:right w:type="dxa" w:w="120"/>
-            </w:tcMar>
-          </w:tcPr>
-          <w:p>
-            <w:pPr>
-              <w:spacing w:after="0"/>
-            </w:pPr>
-            <w:r>
-              <w:rPr>
-                <w:rFonts w:ascii="Calibri" w:cs="Calibri" w:eastAsia="Calibri" w:hAnsi="Calibri"/>
-                <w:color w:val="1F2937"/>
-                <w:sz w:val="20"/>
-                <w:szCs w:val="20"/>
-              </w:rPr>
-              <w:t xml:space="preserve">Americas Fahrenheit Issue: Between July and September 2025, some Tive sensors in Americas DCs were configured to display in Fahrenheit without indicating the unit. If your sensor shows '41' it may mean 41°F (= 5°C, which is fine) or 41°C (critical failure). Check the sensor configuration screen. All sensors should now show '°C'. If yours shows no unit, report to IT.</w:t>
+              <w:t xml:space="preserve">45</w:t>
+            </w:r>
+          </w:p>
+        </w:tc>
+        <w:tc>
+          <w:tcPr>
+            <w:shd w:color="F2F4F7" w:val="solid"/>
+            <w:tcMar>
+              <w:top w:type="dxa" w:w="30"/>
+              <w:left w:type="dxa" w:w="80"/>
+              <w:bottom w:type="dxa" w:w="30"/>
+              <w:right w:type="dxa" w:w="80"/>
+            </w:tcMar>
+          </w:tcPr>
+          <w:p>
+            <w:pPr>
+              <w:spacing w:after="0"/>
+            </w:pPr>
+            <w:r>
+              <w:rPr>
+                <w:rFonts w:ascii="Calibri" w:cs="Calibri" w:eastAsia="Calibri" w:hAnsi="Calibri"/>
+                <w:color w:val="1F2937"/>
+                <w:sz w:val="19"/>
+                <w:szCs w:val="19"/>
+              </w:rPr>
+              <w:t xml:space="preserve">45°F = 7.2°C (marginal)</w:t>
+            </w:r>
+          </w:p>
+        </w:tc>
+        <w:tc>
+          <w:tcPr>
+            <w:shd w:color="F2F4F7" w:val="solid"/>
+            <w:tcMar>
+              <w:top w:type="dxa" w:w="30"/>
+              <w:left w:type="dxa" w:w="80"/>
+              <w:bottom w:type="dxa" w:w="30"/>
+              <w:right w:type="dxa" w:w="80"/>
+            </w:tcMar>
+          </w:tcPr>
+          <w:p>
+            <w:pPr>
+              <w:spacing w:after="0"/>
+            </w:pPr>
+            <w:r>
+              <w:rPr>
+                <w:rFonts w:ascii="Calibri" w:cs="Calibri" w:eastAsia="Calibri" w:hAnsi="Calibri"/>
+                <w:color w:val="1F2937"/>
+                <w:sz w:val="19"/>
+                <w:szCs w:val="19"/>
+              </w:rPr>
+              <w:t xml:space="preserve">45°C (CRITICAL)</w:t>
+            </w:r>
+          </w:p>
+        </w:tc>
+        <w:tc>
+          <w:tcPr>
+            <w:shd w:color="F2F4F7" w:val="solid"/>
+            <w:tcMar>
+              <w:top w:type="dxa" w:w="30"/>
+              <w:left w:type="dxa" w:w="80"/>
+              <w:bottom w:type="dxa" w:w="30"/>
+              <w:right w:type="dxa" w:w="80"/>
+            </w:tcMar>
+          </w:tcPr>
+          <w:p>
+            <w:pPr>
+              <w:spacing w:after="0"/>
+            </w:pPr>
+            <w:r>
+              <w:rPr>
+                <w:rFonts w:ascii="Calibri" w:cs="Calibri" w:eastAsia="Calibri" w:hAnsi="Calibri"/>
+                <w:color w:val="1F2937"/>
+                <w:sz w:val="19"/>
+                <w:szCs w:val="19"/>
+              </w:rPr>
+              <w:t xml:space="preserve">Check sensor config screen</w:t>
             </w:r>
           </w:p>
         </w:tc>
@@ -1154,7 +1956,7 @@
                 <w:sz w:val="20"/>
                 <w:szCs w:val="20"/>
               </w:rPr>
-              <w:t xml:space="preserve">Lagos DC Connectivity: The Lagos DC has daily 6-hour internet blackouts (typically 11:00-17:00 WAT). During this time, Tive sensors continue recording but cannot transmit. Temperature alerts will be delayed. Extra vigilance required during blackout hours — check the sensor LED directly.</w:t>
+              <w:t xml:space="preserve">All sensors should now display in Celsius (°C). If your sensor display shows no unit symbol, press and hold the INFO button for 3 seconds to see the configuration screen. If it shows 'F', report to IT Operations immediately and do NOT rely on the reading until confirmed.</w:t>
             </w:r>
           </w:p>
         </w:tc>
@@ -1162,27 +1964,7 @@
     </w:tbl>
     <w:p>
       <w:pPr>
-        <w:pBdr>
-          <w:bottom w:val="single" w:color="0D7C8F" w:sz="2" w:space="4"/>
-        </w:pBdr>
-        <w:spacing w:after="160" w:before="360"/>
-      </w:pPr>
-      <w:r>
-        <w:rPr>
-          <w:rFonts w:ascii="Calibri" w:cs="Calibri" w:eastAsia="Calibri" w:hAnsi="Calibri"/>
-          <w:b/>
-          <w:bCs/>
-          <w:color w:val="1B2A4A"/>
-          <w:sz w:val="30"/>
-          <w:szCs w:val="30"/>
-        </w:rPr>
-        <w:t xml:space="preserve">4. Receiving Temperature Check</w:t>
-      </w:r>
-    </w:p>
-    <w:p>
-      <w:pPr>
-        <w:spacing w:after="80"/>
-        <w:ind w:left="431"/>
+        <w:spacing w:after="120" w:before="280"/>
       </w:pPr>
       <w:r>
         <w:rPr>
@@ -1190,124 +1972,10 @@
           <w:b/>
           <w:bCs/>
           <w:color w:val="0D7C8F"/>
-          <w:sz w:val="21"/>
-          <w:szCs w:val="21"/>
-        </w:rPr>
-        <w:t xml:space="preserve">1. </w:t>
-      </w:r>
-      <w:r>
-        <w:rPr>
-          <w:rFonts w:ascii="Calibri" w:cs="Calibri" w:eastAsia="Calibri" w:hAnsi="Calibri"/>
-          <w:b w:val="false"/>
-          <w:bCs w:val="false"/>
-          <w:color w:val="1F2937"/>
-          <w:sz w:val="21"/>
-          <w:szCs w:val="21"/>
-        </w:rPr>
-        <w:t xml:space="preserve">Before unloading, check the trailer temperature on the reefer unit display.</w:t>
-      </w:r>
-    </w:p>
-    <w:p>
-      <w:pPr>
-        <w:spacing w:after="80"/>
-        <w:ind w:left="431"/>
-      </w:pPr>
-      <w:r>
-        <w:rPr>
-          <w:rFonts w:ascii="Calibri" w:cs="Calibri" w:eastAsia="Calibri" w:hAnsi="Calibri"/>
-          <w:b/>
-          <w:bCs/>
-          <w:color w:val="0D7C8F"/>
-          <w:sz w:val="21"/>
-          <w:szCs w:val="21"/>
-        </w:rPr>
-        <w:t xml:space="preserve">2. </w:t>
-      </w:r>
-      <w:r>
-        <w:rPr>
-          <w:rFonts w:ascii="Calibri" w:cs="Calibri" w:eastAsia="Calibri" w:hAnsi="Calibri"/>
-          <w:b w:val="false"/>
-          <w:bCs w:val="false"/>
-          <w:color w:val="1F2937"/>
-          <w:sz w:val="21"/>
-          <w:szCs w:val="21"/>
-        </w:rPr>
-        <w:t xml:space="preserve">Use your handheld probe thermometer to spot-check product temperature.</w:t>
-      </w:r>
-    </w:p>
-    <w:p>
-      <w:pPr>
-        <w:spacing w:after="80"/>
-        <w:ind w:left="431"/>
-      </w:pPr>
-      <w:r>
-        <w:rPr>
-          <w:rFonts w:ascii="Calibri" w:cs="Calibri" w:eastAsia="Calibri" w:hAnsi="Calibri"/>
-          <w:b/>
-          <w:bCs/>
-          <w:color w:val="0D7C8F"/>
-          <w:sz w:val="21"/>
-          <w:szCs w:val="21"/>
-        </w:rPr>
-        <w:t xml:space="preserve">3. </w:t>
-      </w:r>
-      <w:r>
-        <w:rPr>
-          <w:rFonts w:ascii="Calibri" w:cs="Calibri" w:eastAsia="Calibri" w:hAnsi="Calibri"/>
-          <w:b w:val="false"/>
-          <w:bCs w:val="false"/>
-          <w:color w:val="1F2937"/>
-          <w:sz w:val="21"/>
-          <w:szCs w:val="21"/>
-        </w:rPr>
-        <w:t xml:space="preserve">Record the temperature in WMS quality module.</w:t>
-      </w:r>
-    </w:p>
-    <w:p>
-      <w:pPr>
-        <w:spacing w:after="80"/>
-        <w:ind w:left="431"/>
-      </w:pPr>
-      <w:r>
-        <w:rPr>
-          <w:rFonts w:ascii="Calibri" w:cs="Calibri" w:eastAsia="Calibri" w:hAnsi="Calibri"/>
-          <w:b/>
-          <w:bCs/>
-          <w:color w:val="0D7C8F"/>
-          <w:sz w:val="21"/>
-          <w:szCs w:val="21"/>
-        </w:rPr>
-        <w:t xml:space="preserve">4. </w:t>
-      </w:r>
-      <w:r>
-        <w:rPr>
-          <w:rFonts w:ascii="Calibri" w:cs="Calibri" w:eastAsia="Calibri" w:hAnsi="Calibri"/>
-          <w:b w:val="false"/>
-          <w:bCs w:val="false"/>
-          <w:color w:val="1F2937"/>
-          <w:sz w:val="21"/>
-          <w:szCs w:val="21"/>
-        </w:rPr>
-        <w:t xml:space="preserve">If ANY product is outside acceptable range: STOP. Do not unload. Call Quality Manager.</w:t>
-      </w:r>
-    </w:p>
-    <w:p>
-      <w:pPr>
-        <w:pBdr>
-          <w:bottom w:val="single" w:color="0D7C8F" w:sz="2" w:space="4"/>
-        </w:pBdr>
-        <w:spacing w:after="160" w:before="360"/>
-      </w:pPr>
-      <w:r>
-        <w:rPr>
-          <w:rFonts w:ascii="Calibri" w:cs="Calibri" w:eastAsia="Calibri" w:hAnsi="Calibri"/>
-          <w:b/>
-          <w:bCs/>
-          <w:color w:val="1B2A4A"/>
-          <w:sz w:val="30"/>
-          <w:szCs w:val="30"/>
-        </w:rPr>
-        <w:t xml:space="preserve">5. Pre-Cooling Requirements (Updated October 2025)</w:t>
+          <w:sz w:val="26"/>
+          <w:szCs w:val="26"/>
+        </w:rPr>
+        <w:t xml:space="preserve">3.2 Lagos DC Connectivity Gap</w:t>
       </w:r>
     </w:p>
     <w:p>
@@ -1326,7 +1994,103 @@
           <w:sz w:val="21"/>
           <w:szCs w:val="21"/>
         </w:rPr>
-        <w:t xml:space="preserve">After the TransFrio spoilage incident (INC-2025-05102), all carriers must pre-cool transport units to 0°C BEFORE loading. The previous standard was 2°C.</w:t>
+        <w:t xml:space="preserve">The Lagos DC experiences daily 6-hour internet blackouts (typically 11:00-17:00 WAT) due to infrastructure limitations. During blackouts:</w:t>
+      </w:r>
+    </w:p>
+    <w:p>
+      <w:pPr>
+        <w:pStyle w:val="ListParagraph"/>
+        <w:numPr>
+          <w:ilvl w:val="0"/>
+          <w:numId w:val="1"/>
+        </w:numPr>
+        <w:spacing w:after="120"/>
+        <w:jc w:val="left"/>
+      </w:pPr>
+      <w:r>
+        <w:rPr>
+          <w:rFonts w:ascii="Calibri" w:cs="Calibri" w:eastAsia="Calibri" w:hAnsi="Calibri"/>
+          <w:b w:val="false"/>
+          <w:bCs w:val="false"/>
+          <w:i w:val="false"/>
+          <w:iCs w:val="false"/>
+          <w:color w:val="1F2937"/>
+          <w:sz w:val="21"/>
+          <w:szCs w:val="21"/>
+        </w:rPr>
+        <w:t xml:space="preserve">Tive sensors continue recording temperature data locally</w:t>
+      </w:r>
+    </w:p>
+    <w:p>
+      <w:pPr>
+        <w:pStyle w:val="ListParagraph"/>
+        <w:numPr>
+          <w:ilvl w:val="0"/>
+          <w:numId w:val="1"/>
+        </w:numPr>
+        <w:spacing w:after="120"/>
+        <w:jc w:val="left"/>
+      </w:pPr>
+      <w:r>
+        <w:rPr>
+          <w:rFonts w:ascii="Calibri" w:cs="Calibri" w:eastAsia="Calibri" w:hAnsi="Calibri"/>
+          <w:b w:val="false"/>
+          <w:bCs w:val="false"/>
+          <w:i w:val="false"/>
+          <w:iCs w:val="false"/>
+          <w:color w:val="1F2937"/>
+          <w:sz w:val="21"/>
+          <w:szCs w:val="21"/>
+        </w:rPr>
+        <w:t xml:space="preserve">Data transmission is paused — the MCG IoT dashboard will show 'Last Updated: [timestamp]' and the reading will be stale</w:t>
+      </w:r>
+    </w:p>
+    <w:p>
+      <w:pPr>
+        <w:pStyle w:val="ListParagraph"/>
+        <w:numPr>
+          <w:ilvl w:val="0"/>
+          <w:numId w:val="1"/>
+        </w:numPr>
+        <w:spacing w:after="120"/>
+        <w:jc w:val="left"/>
+      </w:pPr>
+      <w:r>
+        <w:rPr>
+          <w:rFonts w:ascii="Calibri" w:cs="Calibri" w:eastAsia="Calibri" w:hAnsi="Calibri"/>
+          <w:b w:val="false"/>
+          <w:bCs w:val="false"/>
+          <w:i w:val="false"/>
+          <w:iCs w:val="false"/>
+          <w:color w:val="1F2937"/>
+          <w:sz w:val="21"/>
+          <w:szCs w:val="21"/>
+        </w:rPr>
+        <w:t xml:space="preserve">Temperature ALERTS will be delayed by up to 6 hours</w:t>
+      </w:r>
+    </w:p>
+    <w:p>
+      <w:pPr>
+        <w:pStyle w:val="ListParagraph"/>
+        <w:numPr>
+          <w:ilvl w:val="0"/>
+          <w:numId w:val="1"/>
+        </w:numPr>
+        <w:spacing w:after="120"/>
+        <w:jc w:val="left"/>
+      </w:pPr>
+      <w:r>
+        <w:rPr>
+          <w:rFonts w:ascii="Calibri" w:cs="Calibri" w:eastAsia="Calibri" w:hAnsi="Calibri"/>
+          <w:b w:val="false"/>
+          <w:bCs w:val="false"/>
+          <w:i w:val="false"/>
+          <w:iCs w:val="false"/>
+          <w:color w:val="1F2937"/>
+          <w:sz w:val="21"/>
+          <w:szCs w:val="21"/>
+        </w:rPr>
+        <w:t xml:space="preserve">When connectivity resumes, all stored readings upload automatically</w:t>
       </w:r>
     </w:p>
     <w:tbl>
@@ -1355,7 +2119,7 @@
               <w:bottom w:val="none"/>
               <w:right w:val="none"/>
             </w:tcBorders>
-            <w:shd w:color="1B2A4A" w:val="solid"/>
+            <w:shd w:color="C4922E" w:val="solid"/>
           </w:tcPr>
           <w:p>
             <w:pPr>
@@ -1392,12 +2156,1016 @@
                 <w:sz w:val="20"/>
                 <w:szCs w:val="20"/>
               </w:rPr>
-              <w:t xml:space="preserve">Drivers: Verify your reefer unit shows 0°C or below BEFORE allowing loading to begin. Loading onto a warm trailer is the #1 cause of cold chain failure.</w:t>
+              <w:t xml:space="preserve">During Lagos DC blackout hours (11:00-17:00 WAT): physically check the sensor LED every 2 hours. RED LED = temperature exceedance occurred. Do NOT wait for the dashboard alert.</w:t>
             </w:r>
           </w:p>
         </w:tc>
       </w:tr>
     </w:tbl>
+    <w:p>
+      <w:pPr>
+        <w:pBdr>
+          <w:bottom w:val="single" w:color="0D7C8F" w:sz="2" w:space="4"/>
+        </w:pBdr>
+        <w:spacing w:after="160" w:before="360"/>
+      </w:pPr>
+      <w:r>
+        <w:rPr>
+          <w:rFonts w:ascii="Calibri" w:cs="Calibri" w:eastAsia="Calibri" w:hAnsi="Calibri"/>
+          <w:b/>
+          <w:bCs/>
+          <w:color w:val="1B2A4A"/>
+          <w:sz w:val="30"/>
+          <w:szCs w:val="30"/>
+        </w:rPr>
+        <w:t xml:space="preserve">4. Pre-Cooling Requirements (UPDATED October 2025)</w:t>
+      </w:r>
+    </w:p>
+    <w:p>
+      <w:pPr>
+        <w:spacing w:after="120"/>
+        <w:jc w:val="left"/>
+      </w:pPr>
+      <w:r>
+        <w:rPr>
+          <w:rFonts w:ascii="Calibri" w:cs="Calibri" w:eastAsia="Calibri" w:hAnsi="Calibri"/>
+          <w:b w:val="false"/>
+          <w:bCs w:val="false"/>
+          <w:i w:val="false"/>
+          <w:iCs w:val="false"/>
+          <w:color w:val="1F2937"/>
+          <w:sz w:val="21"/>
+          <w:szCs w:val="21"/>
+        </w:rPr>
+        <w:t xml:space="preserve">After the TransFrio spoilage incident (INC-2025-05102, $2.48M in Q3 losses), pre-cooling requirements have been tightened:</w:t>
+      </w:r>
+    </w:p>
+    <w:tbl>
+      <w:tblPr>
+        <w:tblW w:type="pct" w:w="100%"/>
+        <w:tblBorders>
+          <w:top w:val="single" w:color="auto" w:sz="4"/>
+          <w:left w:val="single" w:color="auto" w:sz="4"/>
+          <w:bottom w:val="single" w:color="auto" w:sz="4"/>
+          <w:right w:val="single" w:color="auto" w:sz="4"/>
+          <w:insideH w:val="single" w:color="auto" w:sz="4"/>
+          <w:insideV w:val="single" w:color="auto" w:sz="4"/>
+        </w:tblBorders>
+      </w:tblPr>
+      <w:tblGrid>
+        <w:gridCol w:w="100"/>
+        <w:gridCol w:w="100"/>
+        <w:gridCol w:w="100"/>
+        <w:gridCol w:w="100"/>
+      </w:tblGrid>
+      <w:tr>
+        <w:trPr>
+          <w:tblHeader/>
+        </w:trPr>
+        <w:tc>
+          <w:tcPr>
+            <w:shd w:color="0D7C8F" w:val="solid"/>
+            <w:tcMar>
+              <w:top w:type="dxa" w:w="40"/>
+              <w:left w:type="dxa" w:w="80"/>
+              <w:bottom w:type="dxa" w:w="40"/>
+              <w:right w:type="dxa" w:w="80"/>
+            </w:tcMar>
+          </w:tcPr>
+          <w:p>
+            <w:pPr>
+              <w:spacing w:after="0"/>
+            </w:pPr>
+            <w:r>
+              <w:rPr>
+                <w:rFonts w:ascii="Calibri" w:cs="Calibri" w:eastAsia="Calibri" w:hAnsi="Calibri"/>
+                <w:b/>
+                <w:bCs/>
+                <w:color w:val="FFFFFF"/>
+                <w:sz w:val="19"/>
+                <w:szCs w:val="19"/>
+              </w:rPr>
+              <w:t xml:space="preserve">Requirement</w:t>
+            </w:r>
+          </w:p>
+        </w:tc>
+        <w:tc>
+          <w:tcPr>
+            <w:shd w:color="0D7C8F" w:val="solid"/>
+            <w:tcMar>
+              <w:top w:type="dxa" w:w="40"/>
+              <w:left w:type="dxa" w:w="80"/>
+              <w:bottom w:type="dxa" w:w="40"/>
+              <w:right w:type="dxa" w:w="80"/>
+            </w:tcMar>
+          </w:tcPr>
+          <w:p>
+            <w:pPr>
+              <w:spacing w:after="0"/>
+            </w:pPr>
+            <w:r>
+              <w:rPr>
+                <w:rFonts w:ascii="Calibri" w:cs="Calibri" w:eastAsia="Calibri" w:hAnsi="Calibri"/>
+                <w:b/>
+                <w:bCs/>
+                <w:color w:val="FFFFFF"/>
+                <w:sz w:val="19"/>
+                <w:szCs w:val="19"/>
+              </w:rPr>
+              <w:t xml:space="preserve">Previous Standard</w:t>
+            </w:r>
+          </w:p>
+        </w:tc>
+        <w:tc>
+          <w:tcPr>
+            <w:shd w:color="0D7C8F" w:val="solid"/>
+            <w:tcMar>
+              <w:top w:type="dxa" w:w="40"/>
+              <w:left w:type="dxa" w:w="80"/>
+              <w:bottom w:type="dxa" w:w="40"/>
+              <w:right w:type="dxa" w:w="80"/>
+            </w:tcMar>
+          </w:tcPr>
+          <w:p>
+            <w:pPr>
+              <w:spacing w:after="0"/>
+            </w:pPr>
+            <w:r>
+              <w:rPr>
+                <w:rFonts w:ascii="Calibri" w:cs="Calibri" w:eastAsia="Calibri" w:hAnsi="Calibri"/>
+                <w:b/>
+                <w:bCs/>
+                <w:color w:val="FFFFFF"/>
+                <w:sz w:val="19"/>
+                <w:szCs w:val="19"/>
+              </w:rPr>
+              <w:t xml:space="preserve">New Standard (Oct 2025)</w:t>
+            </w:r>
+          </w:p>
+        </w:tc>
+        <w:tc>
+          <w:tcPr>
+            <w:shd w:color="0D7C8F" w:val="solid"/>
+            <w:tcMar>
+              <w:top w:type="dxa" w:w="40"/>
+              <w:left w:type="dxa" w:w="80"/>
+              <w:bottom w:type="dxa" w:w="40"/>
+              <w:right w:type="dxa" w:w="80"/>
+            </w:tcMar>
+          </w:tcPr>
+          <w:p>
+            <w:pPr>
+              <w:spacing w:after="0"/>
+            </w:pPr>
+            <w:r>
+              <w:rPr>
+                <w:rFonts w:ascii="Calibri" w:cs="Calibri" w:eastAsia="Calibri" w:hAnsi="Calibri"/>
+                <w:b/>
+                <w:bCs/>
+                <w:color w:val="FFFFFF"/>
+                <w:sz w:val="19"/>
+                <w:szCs w:val="19"/>
+              </w:rPr>
+              <w:t xml:space="preserve">Applies To</w:t>
+            </w:r>
+          </w:p>
+        </w:tc>
+      </w:tr>
+      <w:tr>
+        <w:tc>
+          <w:tcPr>
+            <w:shd w:color="F2F4F7" w:val="solid"/>
+            <w:tcMar>
+              <w:top w:type="dxa" w:w="30"/>
+              <w:left w:type="dxa" w:w="80"/>
+              <w:bottom w:type="dxa" w:w="30"/>
+              <w:right w:type="dxa" w:w="80"/>
+            </w:tcMar>
+          </w:tcPr>
+          <w:p>
+            <w:pPr>
+              <w:spacing w:after="0"/>
+            </w:pPr>
+            <w:r>
+              <w:rPr>
+                <w:rFonts w:ascii="Calibri" w:cs="Calibri" w:eastAsia="Calibri" w:hAnsi="Calibri"/>
+                <w:color w:val="1F2937"/>
+                <w:sz w:val="19"/>
+                <w:szCs w:val="19"/>
+              </w:rPr>
+              <w:t xml:space="preserve">Pre-cool target temperature</w:t>
+            </w:r>
+          </w:p>
+        </w:tc>
+        <w:tc>
+          <w:tcPr>
+            <w:shd w:color="F2F4F7" w:val="solid"/>
+            <w:tcMar>
+              <w:top w:type="dxa" w:w="30"/>
+              <w:left w:type="dxa" w:w="80"/>
+              <w:bottom w:type="dxa" w:w="30"/>
+              <w:right w:type="dxa" w:w="80"/>
+            </w:tcMar>
+          </w:tcPr>
+          <w:p>
+            <w:pPr>
+              <w:spacing w:after="0"/>
+            </w:pPr>
+            <w:r>
+              <w:rPr>
+                <w:rFonts w:ascii="Calibri" w:cs="Calibri" w:eastAsia="Calibri" w:hAnsi="Calibri"/>
+                <w:color w:val="1F2937"/>
+                <w:sz w:val="19"/>
+                <w:szCs w:val="19"/>
+              </w:rPr>
+              <w:t xml:space="preserve">2°C</w:t>
+            </w:r>
+          </w:p>
+        </w:tc>
+        <w:tc>
+          <w:tcPr>
+            <w:shd w:color="F2F4F7" w:val="solid"/>
+            <w:tcMar>
+              <w:top w:type="dxa" w:w="30"/>
+              <w:left w:type="dxa" w:w="80"/>
+              <w:bottom w:type="dxa" w:w="30"/>
+              <w:right w:type="dxa" w:w="80"/>
+            </w:tcMar>
+          </w:tcPr>
+          <w:p>
+            <w:pPr>
+              <w:spacing w:after="0"/>
+            </w:pPr>
+            <w:r>
+              <w:rPr>
+                <w:rFonts w:ascii="Calibri" w:cs="Calibri" w:eastAsia="Calibri" w:hAnsi="Calibri"/>
+                <w:color w:val="1F2937"/>
+                <w:sz w:val="19"/>
+                <w:szCs w:val="19"/>
+              </w:rPr>
+              <w:t xml:space="preserve">0°C</w:t>
+            </w:r>
+          </w:p>
+        </w:tc>
+        <w:tc>
+          <w:tcPr>
+            <w:shd w:color="F2F4F7" w:val="solid"/>
+            <w:tcMar>
+              <w:top w:type="dxa" w:w="30"/>
+              <w:left w:type="dxa" w:w="80"/>
+              <w:bottom w:type="dxa" w:w="30"/>
+              <w:right w:type="dxa" w:w="80"/>
+            </w:tcMar>
+          </w:tcPr>
+          <w:p>
+            <w:pPr>
+              <w:spacing w:after="0"/>
+            </w:pPr>
+            <w:r>
+              <w:rPr>
+                <w:rFonts w:ascii="Calibri" w:cs="Calibri" w:eastAsia="Calibri" w:hAnsi="Calibri"/>
+                <w:color w:val="1F2937"/>
+                <w:sz w:val="19"/>
+                <w:szCs w:val="19"/>
+              </w:rPr>
+              <w:t xml:space="preserve">All cold chain transport</w:t>
+            </w:r>
+          </w:p>
+        </w:tc>
+      </w:tr>
+      <w:tr>
+        <w:tc>
+          <w:tcPr>
+            <w:tcMar>
+              <w:top w:type="dxa" w:w="30"/>
+              <w:left w:type="dxa" w:w="80"/>
+              <w:bottom w:type="dxa" w:w="30"/>
+              <w:right w:type="dxa" w:w="80"/>
+            </w:tcMar>
+          </w:tcPr>
+          <w:p>
+            <w:pPr>
+              <w:spacing w:after="0"/>
+            </w:pPr>
+            <w:r>
+              <w:rPr>
+                <w:rFonts w:ascii="Calibri" w:cs="Calibri" w:eastAsia="Calibri" w:hAnsi="Calibri"/>
+                <w:color w:val="1F2937"/>
+                <w:sz w:val="19"/>
+                <w:szCs w:val="19"/>
+              </w:rPr>
+              <w:t xml:space="preserve">Verification method</w:t>
+            </w:r>
+          </w:p>
+        </w:tc>
+        <w:tc>
+          <w:tcPr>
+            <w:tcMar>
+              <w:top w:type="dxa" w:w="30"/>
+              <w:left w:type="dxa" w:w="80"/>
+              <w:bottom w:type="dxa" w:w="30"/>
+              <w:right w:type="dxa" w:w="80"/>
+            </w:tcMar>
+          </w:tcPr>
+          <w:p>
+            <w:pPr>
+              <w:spacing w:after="0"/>
+            </w:pPr>
+            <w:r>
+              <w:rPr>
+                <w:rFonts w:ascii="Calibri" w:cs="Calibri" w:eastAsia="Calibri" w:hAnsi="Calibri"/>
+                <w:color w:val="1F2937"/>
+                <w:sz w:val="19"/>
+                <w:szCs w:val="19"/>
+              </w:rPr>
+              <w:t xml:space="preserve">Driver self-check</w:t>
+            </w:r>
+          </w:p>
+        </w:tc>
+        <w:tc>
+          <w:tcPr>
+            <w:tcMar>
+              <w:top w:type="dxa" w:w="30"/>
+              <w:left w:type="dxa" w:w="80"/>
+              <w:bottom w:type="dxa" w:w="30"/>
+              <w:right w:type="dxa" w:w="80"/>
+            </w:tcMar>
+          </w:tcPr>
+          <w:p>
+            <w:pPr>
+              <w:spacing w:after="0"/>
+            </w:pPr>
+            <w:r>
+              <w:rPr>
+                <w:rFonts w:ascii="Calibri" w:cs="Calibri" w:eastAsia="Calibri" w:hAnsi="Calibri"/>
+                <w:color w:val="1F2937"/>
+                <w:sz w:val="19"/>
+                <w:szCs w:val="19"/>
+              </w:rPr>
+              <w:t xml:space="preserve">Loading dock staff must verify</w:t>
+            </w:r>
+          </w:p>
+        </w:tc>
+        <w:tc>
+          <w:tcPr>
+            <w:tcMar>
+              <w:top w:type="dxa" w:w="30"/>
+              <w:left w:type="dxa" w:w="80"/>
+              <w:bottom w:type="dxa" w:w="30"/>
+              <w:right w:type="dxa" w:w="80"/>
+            </w:tcMar>
+          </w:tcPr>
+          <w:p>
+            <w:pPr>
+              <w:spacing w:after="0"/>
+            </w:pPr>
+            <w:r>
+              <w:rPr>
+                <w:rFonts w:ascii="Calibri" w:cs="Calibri" w:eastAsia="Calibri" w:hAnsi="Calibri"/>
+                <w:color w:val="1F2937"/>
+                <w:sz w:val="19"/>
+                <w:szCs w:val="19"/>
+              </w:rPr>
+              <w:t xml:space="preserve">All carriers</w:t>
+            </w:r>
+          </w:p>
+        </w:tc>
+      </w:tr>
+      <w:tr>
+        <w:tc>
+          <w:tcPr>
+            <w:shd w:color="F2F4F7" w:val="solid"/>
+            <w:tcMar>
+              <w:top w:type="dxa" w:w="30"/>
+              <w:left w:type="dxa" w:w="80"/>
+              <w:bottom w:type="dxa" w:w="30"/>
+              <w:right w:type="dxa" w:w="80"/>
+            </w:tcMar>
+          </w:tcPr>
+          <w:p>
+            <w:pPr>
+              <w:spacing w:after="0"/>
+            </w:pPr>
+            <w:r>
+              <w:rPr>
+                <w:rFonts w:ascii="Calibri" w:cs="Calibri" w:eastAsia="Calibri" w:hAnsi="Calibri"/>
+                <w:color w:val="1F2937"/>
+                <w:sz w:val="19"/>
+                <w:szCs w:val="19"/>
+              </w:rPr>
+              <w:t xml:space="preserve">Documentation</w:t>
+            </w:r>
+          </w:p>
+        </w:tc>
+        <w:tc>
+          <w:tcPr>
+            <w:shd w:color="F2F4F7" w:val="solid"/>
+            <w:tcMar>
+              <w:top w:type="dxa" w:w="30"/>
+              <w:left w:type="dxa" w:w="80"/>
+              <w:bottom w:type="dxa" w:w="30"/>
+              <w:right w:type="dxa" w:w="80"/>
+            </w:tcMar>
+          </w:tcPr>
+          <w:p>
+            <w:pPr>
+              <w:spacing w:after="0"/>
+            </w:pPr>
+            <w:r>
+              <w:rPr>
+                <w:rFonts w:ascii="Calibri" w:cs="Calibri" w:eastAsia="Calibri" w:hAnsi="Calibri"/>
+                <w:color w:val="1F2937"/>
+                <w:sz w:val="19"/>
+                <w:szCs w:val="19"/>
+              </w:rPr>
+              <w:t xml:space="preserve">None required</w:t>
+            </w:r>
+          </w:p>
+        </w:tc>
+        <w:tc>
+          <w:tcPr>
+            <w:shd w:color="F2F4F7" w:val="solid"/>
+            <w:tcMar>
+              <w:top w:type="dxa" w:w="30"/>
+              <w:left w:type="dxa" w:w="80"/>
+              <w:bottom w:type="dxa" w:w="30"/>
+              <w:right w:type="dxa" w:w="80"/>
+            </w:tcMar>
+          </w:tcPr>
+          <w:p>
+            <w:pPr>
+              <w:spacing w:after="0"/>
+            </w:pPr>
+            <w:r>
+              <w:rPr>
+                <w:rFonts w:ascii="Calibri" w:cs="Calibri" w:eastAsia="Calibri" w:hAnsi="Calibri"/>
+                <w:color w:val="1F2937"/>
+                <w:sz w:val="19"/>
+                <w:szCs w:val="19"/>
+              </w:rPr>
+              <w:t xml:space="preserve">Photo of reefer display at loading</w:t>
+            </w:r>
+          </w:p>
+        </w:tc>
+        <w:tc>
+          <w:tcPr>
+            <w:shd w:color="F2F4F7" w:val="solid"/>
+            <w:tcMar>
+              <w:top w:type="dxa" w:w="30"/>
+              <w:left w:type="dxa" w:w="80"/>
+              <w:bottom w:type="dxa" w:w="30"/>
+              <w:right w:type="dxa" w:w="80"/>
+            </w:tcMar>
+          </w:tcPr>
+          <w:p>
+            <w:pPr>
+              <w:spacing w:after="0"/>
+            </w:pPr>
+            <w:r>
+              <w:rPr>
+                <w:rFonts w:ascii="Calibri" w:cs="Calibri" w:eastAsia="Calibri" w:hAnsi="Calibri"/>
+                <w:color w:val="1F2937"/>
+                <w:sz w:val="19"/>
+                <w:szCs w:val="19"/>
+              </w:rPr>
+              <w:t xml:space="preserve">All carriers</w:t>
+            </w:r>
+          </w:p>
+        </w:tc>
+      </w:tr>
+      <w:tr>
+        <w:tc>
+          <w:tcPr>
+            <w:tcMar>
+              <w:top w:type="dxa" w:w="30"/>
+              <w:left w:type="dxa" w:w="80"/>
+              <w:bottom w:type="dxa" w:w="30"/>
+              <w:right w:type="dxa" w:w="80"/>
+            </w:tcMar>
+          </w:tcPr>
+          <w:p>
+            <w:pPr>
+              <w:spacing w:after="0"/>
+            </w:pPr>
+            <w:r>
+              <w:rPr>
+                <w:rFonts w:ascii="Calibri" w:cs="Calibri" w:eastAsia="Calibri" w:hAnsi="Calibri"/>
+                <w:color w:val="1F2937"/>
+                <w:sz w:val="19"/>
+                <w:szCs w:val="19"/>
+              </w:rPr>
+              <w:t xml:space="preserve">Hold time before loading</w:t>
+            </w:r>
+          </w:p>
+        </w:tc>
+        <w:tc>
+          <w:tcPr>
+            <w:tcMar>
+              <w:top w:type="dxa" w:w="30"/>
+              <w:left w:type="dxa" w:w="80"/>
+              <w:bottom w:type="dxa" w:w="30"/>
+              <w:right w:type="dxa" w:w="80"/>
+            </w:tcMar>
+          </w:tcPr>
+          <w:p>
+            <w:pPr>
+              <w:spacing w:after="0"/>
+            </w:pPr>
+            <w:r>
+              <w:rPr>
+                <w:rFonts w:ascii="Calibri" w:cs="Calibri" w:eastAsia="Calibri" w:hAnsi="Calibri"/>
+                <w:color w:val="1F2937"/>
+                <w:sz w:val="19"/>
+                <w:szCs w:val="19"/>
+              </w:rPr>
+              <w:t xml:space="preserve">None specified</w:t>
+            </w:r>
+          </w:p>
+        </w:tc>
+        <w:tc>
+          <w:tcPr>
+            <w:tcMar>
+              <w:top w:type="dxa" w:w="30"/>
+              <w:left w:type="dxa" w:w="80"/>
+              <w:bottom w:type="dxa" w:w="30"/>
+              <w:right w:type="dxa" w:w="80"/>
+            </w:tcMar>
+          </w:tcPr>
+          <w:p>
+            <w:pPr>
+              <w:spacing w:after="0"/>
+            </w:pPr>
+            <w:r>
+              <w:rPr>
+                <w:rFonts w:ascii="Calibri" w:cs="Calibri" w:eastAsia="Calibri" w:hAnsi="Calibri"/>
+                <w:color w:val="1F2937"/>
+                <w:sz w:val="19"/>
+                <w:szCs w:val="19"/>
+              </w:rPr>
+              <w:t xml:space="preserve">Unit must hold 0°C for 15 min before loading starts</w:t>
+            </w:r>
+          </w:p>
+        </w:tc>
+        <w:tc>
+          <w:tcPr>
+            <w:tcMar>
+              <w:top w:type="dxa" w:w="30"/>
+              <w:left w:type="dxa" w:w="80"/>
+              <w:bottom w:type="dxa" w:w="30"/>
+              <w:right w:type="dxa" w:w="80"/>
+            </w:tcMar>
+          </w:tcPr>
+          <w:p>
+            <w:pPr>
+              <w:spacing w:after="0"/>
+            </w:pPr>
+            <w:r>
+              <w:rPr>
+                <w:rFonts w:ascii="Calibri" w:cs="Calibri" w:eastAsia="Calibri" w:hAnsi="Calibri"/>
+                <w:color w:val="1F2937"/>
+                <w:sz w:val="19"/>
+                <w:szCs w:val="19"/>
+              </w:rPr>
+              <w:t xml:space="preserve">TransFrio, NinjaVan</w:t>
+            </w:r>
+          </w:p>
+        </w:tc>
+      </w:tr>
+    </w:tbl>
+    <w:tbl>
+      <w:tblPr>
+        <w:tblW w:type="pct" w:w="100%"/>
+        <w:tblBorders>
+          <w:top w:val="single" w:color="auto" w:sz="4"/>
+          <w:left w:val="single" w:color="auto" w:sz="4"/>
+          <w:bottom w:val="single" w:color="auto" w:sz="4"/>
+          <w:right w:val="single" w:color="auto" w:sz="4"/>
+          <w:insideH w:val="single" w:color="auto" w:sz="4"/>
+          <w:insideV w:val="single" w:color="auto" w:sz="4"/>
+        </w:tblBorders>
+      </w:tblPr>
+      <w:tblGrid>
+        <w:gridCol w:w="100"/>
+        <w:gridCol w:w="100"/>
+      </w:tblGrid>
+      <w:tr>
+        <w:tc>
+          <w:tcPr>
+            <w:tcW w:type="pct" w:w="1%"/>
+            <w:tcBorders>
+              <w:top w:val="none"/>
+              <w:left w:val="none"/>
+              <w:bottom w:val="none"/>
+              <w:right w:val="none"/>
+            </w:tcBorders>
+            <w:shd w:color="1B2A4A" w:val="solid"/>
+          </w:tcPr>
+          <w:p>
+            <w:pPr>
+              <w:spacing w:after="0"/>
+            </w:pPr>
+            <w:r>
+              <w:rPr>
+                <w:sz w:val="10"/>
+                <w:szCs w:val="10"/>
+              </w:rPr>
+              <w:t xml:space="preserve"> </w:t>
+            </w:r>
+          </w:p>
+        </w:tc>
+        <w:tc>
+          <w:tcPr>
+            <w:tcW w:type="pct" w:w="99%"/>
+            <w:shd w:color="F2F4F7" w:val="solid"/>
+            <w:tcMar>
+              <w:top w:type="dxa" w:w="80"/>
+              <w:left w:type="dxa" w:w="120"/>
+              <w:bottom w:type="dxa" w:w="80"/>
+              <w:right w:type="dxa" w:w="120"/>
+            </w:tcMar>
+          </w:tcPr>
+          <w:p>
+            <w:pPr>
+              <w:spacing w:after="0"/>
+            </w:pPr>
+            <w:r>
+              <w:rPr>
+                <w:rFonts w:ascii="Calibri" w:cs="Calibri" w:eastAsia="Calibri" w:hAnsi="Calibri"/>
+                <w:color w:val="1F2937"/>
+                <w:sz w:val="20"/>
+                <w:szCs w:val="20"/>
+              </w:rPr>
+              <w:t xml:space="preserve">DRIVERS: Verify your reefer unit display shows 0°C or below AND 'READY' status BEFORE allowing loading to begin. Loading onto a warm trailer is the #1 cause of cold chain failure. If using Thermo King X4 7500: press and HOLD the START button for 3 seconds (do not just tap it).</w:t>
+            </w:r>
+          </w:p>
+        </w:tc>
+      </w:tr>
+    </w:tbl>
+    <w:p>
+      <w:pPr>
+        <w:pBdr>
+          <w:bottom w:val="single" w:color="0D7C8F" w:sz="2" w:space="4"/>
+        </w:pBdr>
+        <w:spacing w:after="160" w:before="360"/>
+      </w:pPr>
+      <w:r>
+        <w:rPr>
+          <w:rFonts w:ascii="Calibri" w:cs="Calibri" w:eastAsia="Calibri" w:hAnsi="Calibri"/>
+          <w:b/>
+          <w:bCs/>
+          <w:color w:val="1B2A4A"/>
+          <w:sz w:val="30"/>
+          <w:szCs w:val="30"/>
+        </w:rPr>
+        <w:t xml:space="preserve">5. Receiving Temperature Check Procedure</w:t>
+      </w:r>
+    </w:p>
+    <w:p>
+      <w:pPr>
+        <w:spacing w:after="80"/>
+        <w:ind w:left="431"/>
+      </w:pPr>
+      <w:r>
+        <w:rPr>
+          <w:rFonts w:ascii="Calibri" w:cs="Calibri" w:eastAsia="Calibri" w:hAnsi="Calibri"/>
+          <w:b/>
+          <w:bCs/>
+          <w:color w:val="0D7C8F"/>
+          <w:sz w:val="21"/>
+          <w:szCs w:val="21"/>
+        </w:rPr>
+        <w:t xml:space="preserve">1. </w:t>
+      </w:r>
+      <w:r>
+        <w:rPr>
+          <w:rFonts w:ascii="Calibri" w:cs="Calibri" w:eastAsia="Calibri" w:hAnsi="Calibri"/>
+          <w:b w:val="false"/>
+          <w:bCs w:val="false"/>
+          <w:color w:val="1F2937"/>
+          <w:sz w:val="21"/>
+          <w:szCs w:val="21"/>
+        </w:rPr>
+        <w:t xml:space="preserve">Before unloading, check the trailer reefer unit display and record the temperature.</w:t>
+      </w:r>
+    </w:p>
+    <w:p>
+      <w:pPr>
+        <w:spacing w:after="80"/>
+        <w:ind w:left="431"/>
+      </w:pPr>
+      <w:r>
+        <w:rPr>
+          <w:rFonts w:ascii="Calibri" w:cs="Calibri" w:eastAsia="Calibri" w:hAnsi="Calibri"/>
+          <w:b/>
+          <w:bCs/>
+          <w:color w:val="0D7C8F"/>
+          <w:sz w:val="21"/>
+          <w:szCs w:val="21"/>
+        </w:rPr>
+        <w:t xml:space="preserve">2. </w:t>
+      </w:r>
+      <w:r>
+        <w:rPr>
+          <w:rFonts w:ascii="Calibri" w:cs="Calibri" w:eastAsia="Calibri" w:hAnsi="Calibri"/>
+          <w:b w:val="false"/>
+          <w:bCs w:val="false"/>
+          <w:color w:val="1F2937"/>
+          <w:sz w:val="21"/>
+          <w:szCs w:val="21"/>
+        </w:rPr>
+        <w:t xml:space="preserve">Use your handheld probe thermometer to spot-check product temperature on at least 3 pallets (front, middle, rear of trailer).</w:t>
+      </w:r>
+    </w:p>
+    <w:p>
+      <w:pPr>
+        <w:spacing w:after="80"/>
+        <w:ind w:left="431"/>
+      </w:pPr>
+      <w:r>
+        <w:rPr>
+          <w:rFonts w:ascii="Calibri" w:cs="Calibri" w:eastAsia="Calibri" w:hAnsi="Calibri"/>
+          <w:b/>
+          <w:bCs/>
+          <w:color w:val="0D7C8F"/>
+          <w:sz w:val="21"/>
+          <w:szCs w:val="21"/>
+        </w:rPr>
+        <w:t xml:space="preserve">3. </w:t>
+      </w:r>
+      <w:r>
+        <w:rPr>
+          <w:rFonts w:ascii="Calibri" w:cs="Calibri" w:eastAsia="Calibri" w:hAnsi="Calibri"/>
+          <w:b w:val="false"/>
+          <w:bCs w:val="false"/>
+          <w:color w:val="1F2937"/>
+          <w:sz w:val="21"/>
+          <w:szCs w:val="21"/>
+        </w:rPr>
+        <w:t xml:space="preserve">Record all temperatures in WMS quality module (Receiving &gt; Temperature Check).</w:t>
+      </w:r>
+    </w:p>
+    <w:p>
+      <w:pPr>
+        <w:spacing w:after="80"/>
+        <w:ind w:left="431"/>
+      </w:pPr>
+      <w:r>
+        <w:rPr>
+          <w:rFonts w:ascii="Calibri" w:cs="Calibri" w:eastAsia="Calibri" w:hAnsi="Calibri"/>
+          <w:b/>
+          <w:bCs/>
+          <w:color w:val="0D7C8F"/>
+          <w:sz w:val="21"/>
+          <w:szCs w:val="21"/>
+        </w:rPr>
+        <w:t xml:space="preserve">4. </w:t>
+      </w:r>
+      <w:r>
+        <w:rPr>
+          <w:rFonts w:ascii="Calibri" w:cs="Calibri" w:eastAsia="Calibri" w:hAnsi="Calibri"/>
+          <w:b w:val="false"/>
+          <w:bCs w:val="false"/>
+          <w:color w:val="1F2937"/>
+          <w:sz w:val="21"/>
+          <w:szCs w:val="21"/>
+        </w:rPr>
+        <w:t xml:space="preserve">If ANY product is outside acceptable range: STOP. Do not unload further. Contact Quality Manager immediately.</w:t>
+      </w:r>
+    </w:p>
+    <w:p>
+      <w:pPr>
+        <w:spacing w:after="80"/>
+        <w:ind w:left="431"/>
+      </w:pPr>
+      <w:r>
+        <w:rPr>
+          <w:rFonts w:ascii="Calibri" w:cs="Calibri" w:eastAsia="Calibri" w:hAnsi="Calibri"/>
+          <w:b/>
+          <w:bCs/>
+          <w:color w:val="0D7C8F"/>
+          <w:sz w:val="21"/>
+          <w:szCs w:val="21"/>
+        </w:rPr>
+        <w:t xml:space="preserve">5. </w:t>
+      </w:r>
+      <w:r>
+        <w:rPr>
+          <w:rFonts w:ascii="Calibri" w:cs="Calibri" w:eastAsia="Calibri" w:hAnsi="Calibri"/>
+          <w:b w:val="false"/>
+          <w:bCs w:val="false"/>
+          <w:color w:val="1F2937"/>
+          <w:sz w:val="21"/>
+          <w:szCs w:val="21"/>
+        </w:rPr>
+        <w:t xml:space="preserve">If Tive sensor is present, scan the sensor barcode to link sensor data to the receiving record.</w:t>
+      </w:r>
+    </w:p>
+    <w:p>
+      <w:pPr>
+        <w:spacing w:after="80"/>
+        <w:ind w:left="431"/>
+      </w:pPr>
+      <w:r>
+        <w:rPr>
+          <w:rFonts w:ascii="Calibri" w:cs="Calibri" w:eastAsia="Calibri" w:hAnsi="Calibri"/>
+          <w:b/>
+          <w:bCs/>
+          <w:color w:val="0D7C8F"/>
+          <w:sz w:val="21"/>
+          <w:szCs w:val="21"/>
+        </w:rPr>
+        <w:t xml:space="preserve">6. </w:t>
+      </w:r>
+      <w:r>
+        <w:rPr>
+          <w:rFonts w:ascii="Calibri" w:cs="Calibri" w:eastAsia="Calibri" w:hAnsi="Calibri"/>
+          <w:b w:val="false"/>
+          <w:bCs w:val="false"/>
+          <w:color w:val="1F2937"/>
+          <w:sz w:val="21"/>
+          <w:szCs w:val="21"/>
+        </w:rPr>
+        <w:t xml:space="preserve">Place the Tive sensor in the returns bin for recharging and reuse.</w:t>
+      </w:r>
+    </w:p>
+    <w:p>
+      <w:pPr>
+        <w:pBdr>
+          <w:bottom w:val="single" w:color="0D7C8F" w:sz="2" w:space="4"/>
+        </w:pBdr>
+        <w:spacing w:after="160" w:before="360"/>
+      </w:pPr>
+      <w:r>
+        <w:rPr>
+          <w:rFonts w:ascii="Calibri" w:cs="Calibri" w:eastAsia="Calibri" w:hAnsi="Calibri"/>
+          <w:b/>
+          <w:bCs/>
+          <w:color w:val="1B2A4A"/>
+          <w:sz w:val="30"/>
+          <w:szCs w:val="30"/>
+        </w:rPr>
+        <w:t xml:space="preserve">6. Thermo King X4 7500 Quick Reference</w:t>
+      </w:r>
+    </w:p>
+    <w:p>
+      <w:pPr>
+        <w:spacing w:after="120"/>
+        <w:jc w:val="left"/>
+      </w:pPr>
+      <w:r>
+        <w:rPr>
+          <w:rFonts w:ascii="Calibri" w:cs="Calibri" w:eastAsia="Calibri" w:hAnsi="Calibri"/>
+          <w:b w:val="false"/>
+          <w:bCs w:val="false"/>
+          <w:i w:val="false"/>
+          <w:iCs w:val="false"/>
+          <w:color w:val="1F2937"/>
+          <w:sz w:val="21"/>
+          <w:szCs w:val="21"/>
+        </w:rPr>
+        <w:t xml:space="preserve">After the TransFrio incident, all MCG staff interacting with Thermo King X4 7500 units must know the correct startup sequence:</w:t>
+      </w:r>
+    </w:p>
+    <w:p>
+      <w:pPr>
+        <w:spacing w:after="80"/>
+        <w:ind w:left="431"/>
+      </w:pPr>
+      <w:r>
+        <w:rPr>
+          <w:rFonts w:ascii="Calibri" w:cs="Calibri" w:eastAsia="Calibri" w:hAnsi="Calibri"/>
+          <w:b/>
+          <w:bCs/>
+          <w:color w:val="0D7C8F"/>
+          <w:sz w:val="21"/>
+          <w:szCs w:val="21"/>
+        </w:rPr>
+        <w:t xml:space="preserve">1. </w:t>
+      </w:r>
+      <w:r>
+        <w:rPr>
+          <w:rFonts w:ascii="Calibri" w:cs="Calibri" w:eastAsia="Calibri" w:hAnsi="Calibri"/>
+          <w:b w:val="false"/>
+          <w:bCs w:val="false"/>
+          <w:color w:val="1F2937"/>
+          <w:sz w:val="21"/>
+          <w:szCs w:val="21"/>
+        </w:rPr>
+        <w:t xml:space="preserve">Press and HOLD the START button for 3 full seconds (a brief press puts the unit in standby — it will NOT cool).</w:t>
+      </w:r>
+    </w:p>
+    <w:p>
+      <w:pPr>
+        <w:spacing w:after="80"/>
+        <w:ind w:left="431"/>
+      </w:pPr>
+      <w:r>
+        <w:rPr>
+          <w:rFonts w:ascii="Calibri" w:cs="Calibri" w:eastAsia="Calibri" w:hAnsi="Calibri"/>
+          <w:b/>
+          <w:bCs/>
+          <w:color w:val="0D7C8F"/>
+          <w:sz w:val="21"/>
+          <w:szCs w:val="21"/>
+        </w:rPr>
+        <w:t xml:space="preserve">2. </w:t>
+      </w:r>
+      <w:r>
+        <w:rPr>
+          <w:rFonts w:ascii="Calibri" w:cs="Calibri" w:eastAsia="Calibri" w:hAnsi="Calibri"/>
+          <w:b w:val="false"/>
+          <w:bCs w:val="false"/>
+          <w:color w:val="1F2937"/>
+          <w:sz w:val="21"/>
+          <w:szCs w:val="21"/>
+        </w:rPr>
+        <w:t xml:space="preserve">Wait for the digital display to show 'INITIALIZING...' (approximately 30 seconds).</w:t>
+      </w:r>
+    </w:p>
+    <w:p>
+      <w:pPr>
+        <w:spacing w:after="80"/>
+        <w:ind w:left="431"/>
+      </w:pPr>
+      <w:r>
+        <w:rPr>
+          <w:rFonts w:ascii="Calibri" w:cs="Calibri" w:eastAsia="Calibri" w:hAnsi="Calibri"/>
+          <w:b/>
+          <w:bCs/>
+          <w:color w:val="0D7C8F"/>
+          <w:sz w:val="21"/>
+          <w:szCs w:val="21"/>
+        </w:rPr>
+        <w:t xml:space="preserve">3. </w:t>
+      </w:r>
+      <w:r>
+        <w:rPr>
+          <w:rFonts w:ascii="Calibri" w:cs="Calibri" w:eastAsia="Calibri" w:hAnsi="Calibri"/>
+          <w:b w:val="false"/>
+          <w:bCs w:val="false"/>
+          <w:color w:val="1F2937"/>
+          <w:sz w:val="21"/>
+          <w:szCs w:val="21"/>
+        </w:rPr>
+        <w:t xml:space="preserve">Use the UP/DOWN keypad to set target temperature (0°C for pre-cooling).</w:t>
+      </w:r>
+    </w:p>
+    <w:p>
+      <w:pPr>
+        <w:spacing w:after="80"/>
+        <w:ind w:left="431"/>
+      </w:pPr>
+      <w:r>
+        <w:rPr>
+          <w:rFonts w:ascii="Calibri" w:cs="Calibri" w:eastAsia="Calibri" w:hAnsi="Calibri"/>
+          <w:b/>
+          <w:bCs/>
+          <w:color w:val="0D7C8F"/>
+          <w:sz w:val="21"/>
+          <w:szCs w:val="21"/>
+        </w:rPr>
+        <w:t xml:space="preserve">4. </w:t>
+      </w:r>
+      <w:r>
+        <w:rPr>
+          <w:rFonts w:ascii="Calibri" w:cs="Calibri" w:eastAsia="Calibri" w:hAnsi="Calibri"/>
+          <w:b w:val="false"/>
+          <w:bCs w:val="false"/>
+          <w:color w:val="1F2937"/>
+          <w:sz w:val="21"/>
+          <w:szCs w:val="21"/>
+        </w:rPr>
+        <w:t xml:space="preserve">Wait for display to show 'READY' and the actual temperature to reach 0°C (typically 15-25 minutes for an empty trailer).</w:t>
+      </w:r>
+    </w:p>
+    <w:p>
+      <w:pPr>
+        <w:spacing w:after="80"/>
+        <w:ind w:left="431"/>
+      </w:pPr>
+      <w:r>
+        <w:rPr>
+          <w:rFonts w:ascii="Calibri" w:cs="Calibri" w:eastAsia="Calibri" w:hAnsi="Calibri"/>
+          <w:b/>
+          <w:bCs/>
+          <w:color w:val="0D7C8F"/>
+          <w:sz w:val="21"/>
+          <w:szCs w:val="21"/>
+        </w:rPr>
+        <w:t xml:space="preserve">5. </w:t>
+      </w:r>
+      <w:r>
+        <w:rPr>
+          <w:rFonts w:ascii="Calibri" w:cs="Calibri" w:eastAsia="Calibri" w:hAnsi="Calibri"/>
+          <w:b w:val="false"/>
+          <w:bCs w:val="false"/>
+          <w:color w:val="1F2937"/>
+          <w:sz w:val="21"/>
+          <w:szCs w:val="21"/>
+        </w:rPr>
+        <w:t xml:space="preserve">Only then may loading begin. Take a photo of the display showing 0°C as documentation.</w:t>
+      </w:r>
+    </w:p>
     <w:p>
       <w:pPr>
         <w:spacing w:after="0" w:before="400"/>
